--- a/doc_tables/best_cats_aliphatic.docx
+++ b/doc_tables/best_cats_aliphatic.docx
@@ -802,7 +802,7 @@
           </w:tcPr>
           <w:p>
             <w:r>
-              <w:t>Co</w:t>
+              <w:t>Au</w:t>
             </w:r>
           </w:p>
         </w:tc>
@@ -822,7 +822,7 @@
           </w:tcPr>
           <w:p>
             <w:r>
-              <w:t>(46/110.0°C/no base/Co-PNP-pincer/inert/10.1021/acs.orglett.6b01647/2016)</w:t>
+              <w:t>(140/180.0°C/no base/Au/CeO2/inert/10.1002/chem.201201837/2012)</w:t>
             </w:r>
           </w:p>
         </w:tc>
@@ -832,7 +832,7 @@
           </w:tcPr>
           <w:p>
             <w:r>
-              <w:t>(46/110.0°C/no base/Co-PNP-pincer/inert/10.1021/acs.orglett.6b01647/2016)</w:t>
+              <w:t>(140/180.0°C/no base/Au/CeO2/inert/10.1002/chem.201201837/2012)</w:t>
             </w:r>
           </w:p>
         </w:tc>
@@ -842,7 +842,7 @@
           </w:tcPr>
           <w:p>
             <w:r>
-              <w:t>(41/110.0°C/no base/Co-PNP-pincer/inert/10.1021/acs.orglett.6b01647/2016)</w:t>
+              <w:t>(42/140.0°C/no base/Au/TiO2-VS/inert/10.1002/chem.201001848/2010)</w:t>
             </w:r>
           </w:p>
         </w:tc>
@@ -852,7 +852,7 @@
           </w:tcPr>
           <w:p>
             <w:r>
-              <w:t>(46/110.0°C/no base/Co-PNP-pincer/inert/10.1021/acs.orglett.6b01647/2016)</w:t>
+              <w:t>(140/180.0°C/no base/Au/CeO2/inert/10.1002/chem.201201837/2012)</w:t>
             </w:r>
           </w:p>
         </w:tc>
@@ -862,7 +862,7 @@
           </w:tcPr>
           <w:p>
             <w:r>
-              <w:t>(41/110.0°C/no base/Co-PNP-pincer/inert/10.1021/acs.orglett.6b01647/2016)</w:t>
+              <w:t>(42/140.0°C/no base/Au/TiO2-VS/inert/10.1002/chem.201001848/2010)</w:t>
             </w:r>
           </w:p>
         </w:tc>
@@ -966,7 +966,7 @@
           </w:tcPr>
           <w:p>
             <w:r>
-              <w:t>Au</w:t>
+              <w:t>Co</w:t>
             </w:r>
           </w:p>
         </w:tc>
@@ -986,7 +986,7 @@
           </w:tcPr>
           <w:p>
             <w:r>
-              <w:t>(140/180.0°C/no base/Au/CeO2/inert/10.1002/chem.201201837/2012)</w:t>
+              <w:t>(46/110.0°C/no base/Co-PNP-pincer/inert/10.1021/acs.orglett.6b01647/2016)</w:t>
             </w:r>
           </w:p>
         </w:tc>
@@ -996,7 +996,7 @@
           </w:tcPr>
           <w:p>
             <w:r>
-              <w:t>(140/180.0°C/no base/Au/CeO2/inert/10.1002/chem.201201837/2012)</w:t>
+              <w:t>(46/110.0°C/no base/Co-PNP-pincer/inert/10.1021/acs.orglett.6b01647/2016)</w:t>
             </w:r>
           </w:p>
         </w:tc>
@@ -1006,7 +1006,7 @@
           </w:tcPr>
           <w:p>
             <w:r>
-              <w:t>(42/140.0°C/no base/Au/TiO2-VS/inert/10.1002/chem.201001848/2010)</w:t>
+              <w:t>(41/110.0°C/no base/Co-PNP-pincer/inert/10.1021/acs.orglett.6b01647/2016)</w:t>
             </w:r>
           </w:p>
         </w:tc>
@@ -1016,7 +1016,7 @@
           </w:tcPr>
           <w:p>
             <w:r>
-              <w:t>(140/180.0°C/no base/Au/CeO2/inert/10.1002/chem.201201837/2012)</w:t>
+              <w:t>(46/110.0°C/no base/Co-PNP-pincer/inert/10.1021/acs.orglett.6b01647/2016)</w:t>
             </w:r>
           </w:p>
         </w:tc>
@@ -1026,7 +1026,7 @@
           </w:tcPr>
           <w:p>
             <w:r>
-              <w:t>(42/140.0°C/no base/Au/TiO2-VS/inert/10.1002/chem.201001848/2010)</w:t>
+              <w:t>(41/110.0°C/no base/Co-PNP-pincer/inert/10.1021/acs.orglett.6b01647/2016)</w:t>
             </w:r>
           </w:p>
         </w:tc>
@@ -1294,7 +1294,7 @@
           </w:tcPr>
           <w:p>
             <w:r>
-              <w:t>Ti</w:t>
+              <w:t>Zn</w:t>
             </w:r>
           </w:p>
         </w:tc>
@@ -1314,7 +1314,7 @@
           </w:tcPr>
           <w:p>
             <w:r>
-              <w:t>(13/180.0°C/no base/Ti(NTf2)4/oxygen/10.1002/ejoc.202000413/2020)</w:t>
+              <w:t>(21/120.0°C/KOH/CNS@Zn1-AA/inert/10.3390/nano13030445/2023)</w:t>
             </w:r>
           </w:p>
         </w:tc>
@@ -1324,7 +1324,7 @@
           </w:tcPr>
           <w:p>
             <w:r>
-              <w:t>(13/180.0°C/no base/Ti(NTf2)4/oxygen/10.1002/ejoc.202000413/2020)</w:t>
+              <w:t>no data</w:t>
             </w:r>
           </w:p>
         </w:tc>
@@ -1334,7 +1334,7 @@
           </w:tcPr>
           <w:p>
             <w:r>
-              <w:t>(12/180.0°C/no base/Ti(NTf2)4/oxygen/10.1002/ejoc.202000413/2020)</w:t>
+              <w:t>no data</w:t>
             </w:r>
           </w:p>
         </w:tc>
@@ -1344,7 +1344,7 @@
           </w:tcPr>
           <w:p>
             <w:r>
-              <w:t>(13/180.0°C/no base/Ti(NTf2)4/oxygen/10.1002/ejoc.202000413/2020)</w:t>
+              <w:t>no data</w:t>
             </w:r>
           </w:p>
         </w:tc>
@@ -1354,7 +1354,7 @@
           </w:tcPr>
           <w:p>
             <w:r>
-              <w:t>(12/180.0°C/no base/Ti(NTf2)4/oxygen/10.1002/ejoc.202000413/2020)</w:t>
+              <w:t>no data</w:t>
             </w:r>
           </w:p>
         </w:tc>
@@ -1364,7 +1364,7 @@
           </w:tcPr>
           <w:p>
             <w:r>
-              <w:t>['no base']</w:t>
+              <w:t>[]</w:t>
             </w:r>
           </w:p>
         </w:tc>
@@ -1458,7 +1458,7 @@
           </w:tcPr>
           <w:p>
             <w:r>
-              <w:t>Zn</w:t>
+              <w:t>Bi</w:t>
             </w:r>
           </w:p>
         </w:tc>
@@ -1478,7 +1478,27 @@
           </w:tcPr>
           <w:p>
             <w:r>
-              <w:t>(21/120.0°C/KOH/CNS@Zn1-AA/inert/10.3390/nano13030445/2023)</w:t>
+              <w:t>(90/25.0°C/tBuOK/Bi-S3/S-Vs/inert/10.1039/d2ta06142b/2022)</w:t>
+            </w:r>
+          </w:p>
+        </w:tc>
+        <w:tc>
+          <w:tcPr>
+            <w:tcW w:type="dxa" w:w="1080"/>
+          </w:tcPr>
+          <w:p>
+            <w:r>
+              <w:t>(90/25.0°C/tBuOK/Bi-S3/S-Vs/inert/10.1039/d2ta06142b/2022)</w:t>
+            </w:r>
+          </w:p>
+        </w:tc>
+        <w:tc>
+          <w:tcPr>
+            <w:tcW w:type="dxa" w:w="1080"/>
+          </w:tcPr>
+          <w:p>
+            <w:r>
+              <w:t>(90/25.0°C/tBuOK/Bi-S3/S-Vs/inert/10.1039/d2ta06142b/2022)</w:t>
             </w:r>
           </w:p>
         </w:tc>
@@ -1508,7 +1528,19 @@
           </w:tcPr>
           <w:p>
             <w:r>
-              <w:t>no data</w:t>
+              <w:t>['tBuOK']</w:t>
+            </w:r>
+          </w:p>
+        </w:tc>
+      </w:tr>
+      <w:tr>
+        <w:tc>
+          <w:tcPr>
+            <w:tcW w:type="dxa" w:w="1080"/>
+          </w:tcPr>
+          <w:p>
+            <w:r>
+              <w:t>Ti</w:t>
             </w:r>
           </w:p>
         </w:tc>
@@ -1518,7 +1550,7 @@
           </w:tcPr>
           <w:p>
             <w:r>
-              <w:t>no data</w:t>
+              <w:t>1</w:t>
             </w:r>
           </w:p>
         </w:tc>
@@ -1528,7 +1560,57 @@
           </w:tcPr>
           <w:p>
             <w:r>
-              <w:t>[]</w:t>
+              <w:t>(13/180.0°C/no base/Ti(NTf2)4/oxygen/10.1002/ejoc.202000413/2020)</w:t>
+            </w:r>
+          </w:p>
+        </w:tc>
+        <w:tc>
+          <w:tcPr>
+            <w:tcW w:type="dxa" w:w="1080"/>
+          </w:tcPr>
+          <w:p>
+            <w:r>
+              <w:t>(13/180.0°C/no base/Ti(NTf2)4/oxygen/10.1002/ejoc.202000413/2020)</w:t>
+            </w:r>
+          </w:p>
+        </w:tc>
+        <w:tc>
+          <w:tcPr>
+            <w:tcW w:type="dxa" w:w="1080"/>
+          </w:tcPr>
+          <w:p>
+            <w:r>
+              <w:t>(12/180.0°C/no base/Ti(NTf2)4/oxygen/10.1002/ejoc.202000413/2020)</w:t>
+            </w:r>
+          </w:p>
+        </w:tc>
+        <w:tc>
+          <w:tcPr>
+            <w:tcW w:type="dxa" w:w="1080"/>
+          </w:tcPr>
+          <w:p>
+            <w:r>
+              <w:t>(13/180.0°C/no base/Ti(NTf2)4/oxygen/10.1002/ejoc.202000413/2020)</w:t>
+            </w:r>
+          </w:p>
+        </w:tc>
+        <w:tc>
+          <w:tcPr>
+            <w:tcW w:type="dxa" w:w="1080"/>
+          </w:tcPr>
+          <w:p>
+            <w:r>
+              <w:t>(12/180.0°C/no base/Ti(NTf2)4/oxygen/10.1002/ejoc.202000413/2020)</w:t>
+            </w:r>
+          </w:p>
+        </w:tc>
+        <w:tc>
+          <w:tcPr>
+            <w:tcW w:type="dxa" w:w="1080"/>
+          </w:tcPr>
+          <w:p>
+            <w:r>
+              <w:t>['no base']</w:t>
             </w:r>
           </w:p>
         </w:tc>
@@ -1611,88 +1693,6 @@
           <w:p>
             <w:r>
               <w:t>[]</w:t>
-            </w:r>
-          </w:p>
-        </w:tc>
-      </w:tr>
-      <w:tr>
-        <w:tc>
-          <w:tcPr>
-            <w:tcW w:type="dxa" w:w="1080"/>
-          </w:tcPr>
-          <w:p>
-            <w:r>
-              <w:t>Bi</w:t>
-            </w:r>
-          </w:p>
-        </w:tc>
-        <w:tc>
-          <w:tcPr>
-            <w:tcW w:type="dxa" w:w="1080"/>
-          </w:tcPr>
-          <w:p>
-            <w:r>
-              <w:t>1</w:t>
-            </w:r>
-          </w:p>
-        </w:tc>
-        <w:tc>
-          <w:tcPr>
-            <w:tcW w:type="dxa" w:w="1080"/>
-          </w:tcPr>
-          <w:p>
-            <w:r>
-              <w:t>(90/25.0°C/tBuOK/Bi-S3/S-Vs/inert/10.1039/d2ta06142b/2022)</w:t>
-            </w:r>
-          </w:p>
-        </w:tc>
-        <w:tc>
-          <w:tcPr>
-            <w:tcW w:type="dxa" w:w="1080"/>
-          </w:tcPr>
-          <w:p>
-            <w:r>
-              <w:t>(90/25.0°C/tBuOK/Bi-S3/S-Vs/inert/10.1039/d2ta06142b/2022)</w:t>
-            </w:r>
-          </w:p>
-        </w:tc>
-        <w:tc>
-          <w:tcPr>
-            <w:tcW w:type="dxa" w:w="1080"/>
-          </w:tcPr>
-          <w:p>
-            <w:r>
-              <w:t>(90/25.0°C/tBuOK/Bi-S3/S-Vs/inert/10.1039/d2ta06142b/2022)</w:t>
-            </w:r>
-          </w:p>
-        </w:tc>
-        <w:tc>
-          <w:tcPr>
-            <w:tcW w:type="dxa" w:w="1080"/>
-          </w:tcPr>
-          <w:p>
-            <w:r>
-              <w:t>no data</w:t>
-            </w:r>
-          </w:p>
-        </w:tc>
-        <w:tc>
-          <w:tcPr>
-            <w:tcW w:type="dxa" w:w="1080"/>
-          </w:tcPr>
-          <w:p>
-            <w:r>
-              <w:t>no data</w:t>
-            </w:r>
-          </w:p>
-        </w:tc>
-        <w:tc>
-          <w:tcPr>
-            <w:tcW w:type="dxa" w:w="1080"/>
-          </w:tcPr>
-          <w:p>
-            <w:r>
-              <w:t>['tBuOK']</w:t>
             </w:r>
           </w:p>
         </w:tc>

--- a/doc_tables/best_cats_aliphatic.docx
+++ b/doc_tables/best_cats_aliphatic.docx
@@ -638,88 +638,6 @@
           </w:tcPr>
           <w:p>
             <w:r>
-              <w:t>no metal</w:t>
-            </w:r>
-          </w:p>
-        </w:tc>
-        <w:tc>
-          <w:tcPr>
-            <w:tcW w:type="dxa" w:w="1080"/>
-          </w:tcPr>
-          <w:p>
-            <w:r>
-              <w:t>5</w:t>
-            </w:r>
-          </w:p>
-        </w:tc>
-        <w:tc>
-          <w:tcPr>
-            <w:tcW w:type="dxa" w:w="1080"/>
-          </w:tcPr>
-          <w:p>
-            <w:r>
-              <w:t>(890/25.0°C/no base/MFBBCFPc/oxygen/10.1039/d2cy00846g/2022)</w:t>
-            </w:r>
-          </w:p>
-        </w:tc>
-        <w:tc>
-          <w:tcPr>
-            <w:tcW w:type="dxa" w:w="1080"/>
-          </w:tcPr>
-          <w:p>
-            <w:r>
-              <w:t>(890/25.0°C/no base/MFBBCFPc/oxygen/10.1039/d2cy00846g/2022)</w:t>
-            </w:r>
-          </w:p>
-        </w:tc>
-        <w:tc>
-          <w:tcPr>
-            <w:tcW w:type="dxa" w:w="1080"/>
-          </w:tcPr>
-          <w:p>
-            <w:r>
-              <w:t>(840/25.0°C/no base/MFBBCFPc/oxygen/10.1039/d2cy00846g/2022)</w:t>
-            </w:r>
-          </w:p>
-        </w:tc>
-        <w:tc>
-          <w:tcPr>
-            <w:tcW w:type="dxa" w:w="1080"/>
-          </w:tcPr>
-          <w:p>
-            <w:r>
-              <w:t>(890/25.0°C/no base/MFBBCFPc/oxygen/10.1039/d2cy00846g/2022)</w:t>
-            </w:r>
-          </w:p>
-        </w:tc>
-        <w:tc>
-          <w:tcPr>
-            <w:tcW w:type="dxa" w:w="1080"/>
-          </w:tcPr>
-          <w:p>
-            <w:r>
-              <w:t>(840/25.0°C/no base/MFBBCFPc/oxygen/10.1039/d2cy00846g/2022)</w:t>
-            </w:r>
-          </w:p>
-        </w:tc>
-        <w:tc>
-          <w:tcPr>
-            <w:tcW w:type="dxa" w:w="1080"/>
-          </w:tcPr>
-          <w:p>
-            <w:r>
-              <w:t>['no base', 'tBuOK']</w:t>
-            </w:r>
-          </w:p>
-        </w:tc>
-      </w:tr>
-      <w:tr>
-        <w:tc>
-          <w:tcPr>
-            <w:tcW w:type="dxa" w:w="1080"/>
-          </w:tcPr>
-          <w:p>
-            <w:r>
               <w:t>Mn</w:t>
             </w:r>
           </w:p>
@@ -802,7 +720,171 @@
           </w:tcPr>
           <w:p>
             <w:r>
-              <w:t>Au</w:t>
+              <w:t>no metal</w:t>
+            </w:r>
+          </w:p>
+        </w:tc>
+        <w:tc>
+          <w:tcPr>
+            <w:tcW w:type="dxa" w:w="1080"/>
+          </w:tcPr>
+          <w:p>
+            <w:r>
+              <w:t>4</w:t>
+            </w:r>
+          </w:p>
+        </w:tc>
+        <w:tc>
+          <w:tcPr>
+            <w:tcW w:type="dxa" w:w="1080"/>
+          </w:tcPr>
+          <w:p>
+            <w:r>
+              <w:t>(890/25.0°C/no base/MFBBCFPc/oxygen/10.1039/d2cy00846g/2022)</w:t>
+            </w:r>
+          </w:p>
+        </w:tc>
+        <w:tc>
+          <w:tcPr>
+            <w:tcW w:type="dxa" w:w="1080"/>
+          </w:tcPr>
+          <w:p>
+            <w:r>
+              <w:t>(890/25.0°C/no base/MFBBCFPc/oxygen/10.1039/d2cy00846g/2022)</w:t>
+            </w:r>
+          </w:p>
+        </w:tc>
+        <w:tc>
+          <w:tcPr>
+            <w:tcW w:type="dxa" w:w="1080"/>
+          </w:tcPr>
+          <w:p>
+            <w:r>
+              <w:t>(840/25.0°C/no base/MFBBCFPc/oxygen/10.1039/d2cy00846g/2022)</w:t>
+            </w:r>
+          </w:p>
+        </w:tc>
+        <w:tc>
+          <w:tcPr>
+            <w:tcW w:type="dxa" w:w="1080"/>
+          </w:tcPr>
+          <w:p>
+            <w:r>
+              <w:t>(890/25.0°C/no base/MFBBCFPc/oxygen/10.1039/d2cy00846g/2022)</w:t>
+            </w:r>
+          </w:p>
+        </w:tc>
+        <w:tc>
+          <w:tcPr>
+            <w:tcW w:type="dxa" w:w="1080"/>
+          </w:tcPr>
+          <w:p>
+            <w:r>
+              <w:t>(840/25.0°C/no base/MFBBCFPc/oxygen/10.1039/d2cy00846g/2022)</w:t>
+            </w:r>
+          </w:p>
+        </w:tc>
+        <w:tc>
+          <w:tcPr>
+            <w:tcW w:type="dxa" w:w="1080"/>
+          </w:tcPr>
+          <w:p>
+            <w:r>
+              <w:t>['no base']</w:t>
+            </w:r>
+          </w:p>
+        </w:tc>
+      </w:tr>
+      <w:tr>
+        <w:tc>
+          <w:tcPr>
+            <w:tcW w:type="dxa" w:w="1080"/>
+          </w:tcPr>
+          <w:p>
+            <w:r>
+              <w:t>Co</w:t>
+            </w:r>
+          </w:p>
+        </w:tc>
+        <w:tc>
+          <w:tcPr>
+            <w:tcW w:type="dxa" w:w="1080"/>
+          </w:tcPr>
+          <w:p>
+            <w:r>
+              <w:t>4</w:t>
+            </w:r>
+          </w:p>
+        </w:tc>
+        <w:tc>
+          <w:tcPr>
+            <w:tcW w:type="dxa" w:w="1080"/>
+          </w:tcPr>
+          <w:p>
+            <w:r>
+              <w:t>(95/140.0°C/tBuOK/Co@NC-800-L1/inert/10.1039/d1sc05913k/2021)</w:t>
+            </w:r>
+          </w:p>
+        </w:tc>
+        <w:tc>
+          <w:tcPr>
+            <w:tcW w:type="dxa" w:w="1080"/>
+          </w:tcPr>
+          <w:p>
+            <w:r>
+              <w:t>(95/140.0°C/tBuOK/Co@NC-800-L1/inert/10.1039/d1sc05913k/2021)</w:t>
+            </w:r>
+          </w:p>
+        </w:tc>
+        <w:tc>
+          <w:tcPr>
+            <w:tcW w:type="dxa" w:w="1080"/>
+          </w:tcPr>
+          <w:p>
+            <w:r>
+              <w:t>(41/110.0°C/no base/Co-PNP-pincer/inert/10.1021/acs.orglett.6b01647/2016)</w:t>
+            </w:r>
+          </w:p>
+        </w:tc>
+        <w:tc>
+          <w:tcPr>
+            <w:tcW w:type="dxa" w:w="1080"/>
+          </w:tcPr>
+          <w:p>
+            <w:r>
+              <w:t>(46/110.0°C/no base/Co-PNP-pincer/inert/10.1021/acs.orglett.6b01647/2016)</w:t>
+            </w:r>
+          </w:p>
+        </w:tc>
+        <w:tc>
+          <w:tcPr>
+            <w:tcW w:type="dxa" w:w="1080"/>
+          </w:tcPr>
+          <w:p>
+            <w:r>
+              <w:t>(41/110.0°C/no base/Co-PNP-pincer/inert/10.1021/acs.orglett.6b01647/2016)</w:t>
+            </w:r>
+          </w:p>
+        </w:tc>
+        <w:tc>
+          <w:tcPr>
+            <w:tcW w:type="dxa" w:w="1080"/>
+          </w:tcPr>
+          <w:p>
+            <w:r>
+              <w:t>['tBuOK', 'no base']</w:t>
+            </w:r>
+          </w:p>
+        </w:tc>
+      </w:tr>
+      <w:tr>
+        <w:tc>
+          <w:tcPr>
+            <w:tcW w:type="dxa" w:w="1080"/>
+          </w:tcPr>
+          <w:p>
+            <w:r>
+              <w:t>Cu</w:t>
             </w:r>
           </w:p>
         </w:tc>
@@ -822,7 +904,7 @@
           </w:tcPr>
           <w:p>
             <w:r>
-              <w:t>(140/180.0°C/no base/Au/CeO2/inert/10.1002/chem.201201837/2012)</w:t>
+              <w:t>(150/160.0°C/no base/Cu/CeO2-P/inert/10.1016/j.jcat.2023.01.020/2023)</w:t>
             </w:r>
           </w:p>
         </w:tc>
@@ -832,7 +914,7 @@
           </w:tcPr>
           <w:p>
             <w:r>
-              <w:t>(140/180.0°C/no base/Au/CeO2/inert/10.1002/chem.201201837/2012)</w:t>
+              <w:t>(150/160.0°C/no base/Cu/CeO2-P/inert/10.1016/j.jcat.2023.01.020/2023)</w:t>
             </w:r>
           </w:p>
         </w:tc>
@@ -842,7 +924,7 @@
           </w:tcPr>
           <w:p>
             <w:r>
-              <w:t>(42/140.0°C/no base/Au/TiO2-VS/inert/10.1002/chem.201001848/2010)</w:t>
+              <w:t>(11/135.0°C/no base/Cu(OH)x/Al2O3/inert/10.1246/cl.2010.1182/2010)</w:t>
             </w:r>
           </w:p>
         </w:tc>
@@ -852,7 +934,7 @@
           </w:tcPr>
           <w:p>
             <w:r>
-              <w:t>(140/180.0°C/no base/Au/CeO2/inert/10.1002/chem.201201837/2012)</w:t>
+              <w:t>(150/160.0°C/no base/Cu/CeO2-P/inert/10.1016/j.jcat.2023.01.020/2023)</w:t>
             </w:r>
           </w:p>
         </w:tc>
@@ -862,7 +944,7 @@
           </w:tcPr>
           <w:p>
             <w:r>
-              <w:t>(42/140.0°C/no base/Au/TiO2-VS/inert/10.1002/chem.201001848/2010)</w:t>
+              <w:t>(11/135.0°C/no base/Cu(OH)x/Al2O3/inert/10.1246/cl.2010.1182/2010)</w:t>
             </w:r>
           </w:p>
         </w:tc>
@@ -872,7 +954,7 @@
           </w:tcPr>
           <w:p>
             <w:r>
-              <w:t>['no base']</w:t>
+              <w:t>['no base', 'K2CO3']</w:t>
             </w:r>
           </w:p>
         </w:tc>
@@ -966,7 +1048,7 @@
           </w:tcPr>
           <w:p>
             <w:r>
-              <w:t>Co</w:t>
+              <w:t>Au</w:t>
             </w:r>
           </w:p>
         </w:tc>
@@ -986,7 +1068,7 @@
           </w:tcPr>
           <w:p>
             <w:r>
-              <w:t>(46/110.0°C/no base/Co-PNP-pincer/inert/10.1021/acs.orglett.6b01647/2016)</w:t>
+              <w:t>(140/180.0°C/no base/Au/CeO2/inert/10.1002/chem.201201837/2012)</w:t>
             </w:r>
           </w:p>
         </w:tc>
@@ -996,7 +1078,7 @@
           </w:tcPr>
           <w:p>
             <w:r>
-              <w:t>(46/110.0°C/no base/Co-PNP-pincer/inert/10.1021/acs.orglett.6b01647/2016)</w:t>
+              <w:t>(140/180.0°C/no base/Au/CeO2/inert/10.1002/chem.201201837/2012)</w:t>
             </w:r>
           </w:p>
         </w:tc>
@@ -1006,7 +1088,7 @@
           </w:tcPr>
           <w:p>
             <w:r>
-              <w:t>(41/110.0°C/no base/Co-PNP-pincer/inert/10.1021/acs.orglett.6b01647/2016)</w:t>
+              <w:t>(42/140.0°C/no base/Au/TiO2-VS/inert/10.1002/chem.201001848/2010)</w:t>
             </w:r>
           </w:p>
         </w:tc>
@@ -1016,7 +1098,7 @@
           </w:tcPr>
           <w:p>
             <w:r>
-              <w:t>(46/110.0°C/no base/Co-PNP-pincer/inert/10.1021/acs.orglett.6b01647/2016)</w:t>
+              <w:t>(140/180.0°C/no base/Au/CeO2/inert/10.1002/chem.201201837/2012)</w:t>
             </w:r>
           </w:p>
         </w:tc>
@@ -1026,7 +1108,7 @@
           </w:tcPr>
           <w:p>
             <w:r>
-              <w:t>(41/110.0°C/no base/Co-PNP-pincer/inert/10.1021/acs.orglett.6b01647/2016)</w:t>
+              <w:t>(42/140.0°C/no base/Au/TiO2-VS/inert/10.1002/chem.201001848/2010)</w:t>
             </w:r>
           </w:p>
         </w:tc>
@@ -1037,88 +1119,6 @@
           <w:p>
             <w:r>
               <w:t>['no base']</w:t>
-            </w:r>
-          </w:p>
-        </w:tc>
-      </w:tr>
-      <w:tr>
-        <w:tc>
-          <w:tcPr>
-            <w:tcW w:type="dxa" w:w="1080"/>
-          </w:tcPr>
-          <w:p>
-            <w:r>
-              <w:t>Cu</w:t>
-            </w:r>
-          </w:p>
-        </w:tc>
-        <w:tc>
-          <w:tcPr>
-            <w:tcW w:type="dxa" w:w="1080"/>
-          </w:tcPr>
-          <w:p>
-            <w:r>
-              <w:t>3</w:t>
-            </w:r>
-          </w:p>
-        </w:tc>
-        <w:tc>
-          <w:tcPr>
-            <w:tcW w:type="dxa" w:w="1080"/>
-          </w:tcPr>
-          <w:p>
-            <w:r>
-              <w:t>(150/160.0°C/no base/Cu/CeO2-P/inert/10.1016/j.jcat.2023.01.020/2023)</w:t>
-            </w:r>
-          </w:p>
-        </w:tc>
-        <w:tc>
-          <w:tcPr>
-            <w:tcW w:type="dxa" w:w="1080"/>
-          </w:tcPr>
-          <w:p>
-            <w:r>
-              <w:t>(150/160.0°C/no base/Cu/CeO2-P/inert/10.1016/j.jcat.2023.01.020/2023)</w:t>
-            </w:r>
-          </w:p>
-        </w:tc>
-        <w:tc>
-          <w:tcPr>
-            <w:tcW w:type="dxa" w:w="1080"/>
-          </w:tcPr>
-          <w:p>
-            <w:r>
-              <w:t>(11/135.0°C/no base/Cu(OH)x/Al2O3/inert/10.1246/cl.2010.1182/2010)</w:t>
-            </w:r>
-          </w:p>
-        </w:tc>
-        <w:tc>
-          <w:tcPr>
-            <w:tcW w:type="dxa" w:w="1080"/>
-          </w:tcPr>
-          <w:p>
-            <w:r>
-              <w:t>(150/160.0°C/no base/Cu/CeO2-P/inert/10.1016/j.jcat.2023.01.020/2023)</w:t>
-            </w:r>
-          </w:p>
-        </w:tc>
-        <w:tc>
-          <w:tcPr>
-            <w:tcW w:type="dxa" w:w="1080"/>
-          </w:tcPr>
-          <w:p>
-            <w:r>
-              <w:t>(11/135.0°C/no base/Cu(OH)x/Al2O3/inert/10.1246/cl.2010.1182/2010)</w:t>
-            </w:r>
-          </w:p>
-        </w:tc>
-        <w:tc>
-          <w:tcPr>
-            <w:tcW w:type="dxa" w:w="1080"/>
-          </w:tcPr>
-          <w:p>
-            <w:r>
-              <w:t>['no base', 'K2CO3']</w:t>
             </w:r>
           </w:p>
         </w:tc>
@@ -1294,7 +1294,7 @@
           </w:tcPr>
           <w:p>
             <w:r>
-              <w:t>Zn</w:t>
+              <w:t>Bi</w:t>
             </w:r>
           </w:p>
         </w:tc>
@@ -1314,7 +1314,27 @@
           </w:tcPr>
           <w:p>
             <w:r>
-              <w:t>(21/120.0°C/KOH/CNS@Zn1-AA/inert/10.3390/nano13030445/2023)</w:t>
+              <w:t>(90/25.0°C/tBuOK/Bi-S3/S-Vs/inert/10.1039/d2ta06142b/2022)</w:t>
+            </w:r>
+          </w:p>
+        </w:tc>
+        <w:tc>
+          <w:tcPr>
+            <w:tcW w:type="dxa" w:w="1080"/>
+          </w:tcPr>
+          <w:p>
+            <w:r>
+              <w:t>(90/25.0°C/tBuOK/Bi-S3/S-Vs/inert/10.1039/d2ta06142b/2022)</w:t>
+            </w:r>
+          </w:p>
+        </w:tc>
+        <w:tc>
+          <w:tcPr>
+            <w:tcW w:type="dxa" w:w="1080"/>
+          </w:tcPr>
+          <w:p>
+            <w:r>
+              <w:t>(90/25.0°C/tBuOK/Bi-S3/S-Vs/inert/10.1039/d2ta06142b/2022)</w:t>
             </w:r>
           </w:p>
         </w:tc>
@@ -1344,27 +1364,7 @@
           </w:tcPr>
           <w:p>
             <w:r>
-              <w:t>no data</w:t>
-            </w:r>
-          </w:p>
-        </w:tc>
-        <w:tc>
-          <w:tcPr>
-            <w:tcW w:type="dxa" w:w="1080"/>
-          </w:tcPr>
-          <w:p>
-            <w:r>
-              <w:t>no data</w:t>
-            </w:r>
-          </w:p>
-        </w:tc>
-        <w:tc>
-          <w:tcPr>
-            <w:tcW w:type="dxa" w:w="1080"/>
-          </w:tcPr>
-          <w:p>
-            <w:r>
-              <w:t>[]</w:t>
+              <w:t>['tBuOK']</w:t>
             </w:r>
           </w:p>
         </w:tc>
@@ -1458,7 +1458,7 @@
           </w:tcPr>
           <w:p>
             <w:r>
-              <w:t>Bi</w:t>
+              <w:t>Hf</w:t>
             </w:r>
           </w:p>
         </w:tc>
@@ -1478,27 +1478,7 @@
           </w:tcPr>
           <w:p>
             <w:r>
-              <w:t>(90/25.0°C/tBuOK/Bi-S3/S-Vs/inert/10.1039/d2ta06142b/2022)</w:t>
-            </w:r>
-          </w:p>
-        </w:tc>
-        <w:tc>
-          <w:tcPr>
-            <w:tcW w:type="dxa" w:w="1080"/>
-          </w:tcPr>
-          <w:p>
-            <w:r>
-              <w:t>(90/25.0°C/tBuOK/Bi-S3/S-Vs/inert/10.1039/d2ta06142b/2022)</w:t>
-            </w:r>
-          </w:p>
-        </w:tc>
-        <w:tc>
-          <w:tcPr>
-            <w:tcW w:type="dxa" w:w="1080"/>
-          </w:tcPr>
-          <w:p>
-            <w:r>
-              <w:t>(90/25.0°C/tBuOK/Bi-S3/S-Vs/inert/10.1039/d2ta06142b/2022)</w:t>
+              <w:t>(1/140.0°C/no base/Hf-MOF-808_H2O/oxygen/10.1021/acssuschemeng.1c04903/2021)</w:t>
             </w:r>
           </w:p>
         </w:tc>
@@ -1528,7 +1508,109 @@
           </w:tcPr>
           <w:p>
             <w:r>
-              <w:t>['tBuOK']</w:t>
+              <w:t>(1/140.0°C/no base/Hf-MOF-808_H2O/oxygen/10.1021/acssuschemeng.1c04903/2021)</w:t>
+            </w:r>
+          </w:p>
+        </w:tc>
+        <w:tc>
+          <w:tcPr>
+            <w:tcW w:type="dxa" w:w="1080"/>
+          </w:tcPr>
+          <w:p>
+            <w:r>
+              <w:t>no data</w:t>
+            </w:r>
+          </w:p>
+        </w:tc>
+        <w:tc>
+          <w:tcPr>
+            <w:tcW w:type="dxa" w:w="1080"/>
+          </w:tcPr>
+          <w:p>
+            <w:r>
+              <w:t>[]</w:t>
+            </w:r>
+          </w:p>
+        </w:tc>
+      </w:tr>
+      <w:tr>
+        <w:tc>
+          <w:tcPr>
+            <w:tcW w:type="dxa" w:w="1080"/>
+          </w:tcPr>
+          <w:p>
+            <w:r>
+              <w:t>Zn</w:t>
+            </w:r>
+          </w:p>
+        </w:tc>
+        <w:tc>
+          <w:tcPr>
+            <w:tcW w:type="dxa" w:w="1080"/>
+          </w:tcPr>
+          <w:p>
+            <w:r>
+              <w:t>1</w:t>
+            </w:r>
+          </w:p>
+        </w:tc>
+        <w:tc>
+          <w:tcPr>
+            <w:tcW w:type="dxa" w:w="1080"/>
+          </w:tcPr>
+          <w:p>
+            <w:r>
+              <w:t>(21/120.0°C/KOH/CNS@Zn1-AA/inert/10.3390/nano13030445/2023)</w:t>
+            </w:r>
+          </w:p>
+        </w:tc>
+        <w:tc>
+          <w:tcPr>
+            <w:tcW w:type="dxa" w:w="1080"/>
+          </w:tcPr>
+          <w:p>
+            <w:r>
+              <w:t>no data</w:t>
+            </w:r>
+          </w:p>
+        </w:tc>
+        <w:tc>
+          <w:tcPr>
+            <w:tcW w:type="dxa" w:w="1080"/>
+          </w:tcPr>
+          <w:p>
+            <w:r>
+              <w:t>no data</w:t>
+            </w:r>
+          </w:p>
+        </w:tc>
+        <w:tc>
+          <w:tcPr>
+            <w:tcW w:type="dxa" w:w="1080"/>
+          </w:tcPr>
+          <w:p>
+            <w:r>
+              <w:t>no data</w:t>
+            </w:r>
+          </w:p>
+        </w:tc>
+        <w:tc>
+          <w:tcPr>
+            <w:tcW w:type="dxa" w:w="1080"/>
+          </w:tcPr>
+          <w:p>
+            <w:r>
+              <w:t>no data</w:t>
+            </w:r>
+          </w:p>
+        </w:tc>
+        <w:tc>
+          <w:tcPr>
+            <w:tcW w:type="dxa" w:w="1080"/>
+          </w:tcPr>
+          <w:p>
+            <w:r>
+              <w:t>[]</w:t>
             </w:r>
           </w:p>
         </w:tc>
@@ -1611,88 +1693,6 @@
           <w:p>
             <w:r>
               <w:t>['no base']</w:t>
-            </w:r>
-          </w:p>
-        </w:tc>
-      </w:tr>
-      <w:tr>
-        <w:tc>
-          <w:tcPr>
-            <w:tcW w:type="dxa" w:w="1080"/>
-          </w:tcPr>
-          <w:p>
-            <w:r>
-              <w:t>Hf</w:t>
-            </w:r>
-          </w:p>
-        </w:tc>
-        <w:tc>
-          <w:tcPr>
-            <w:tcW w:type="dxa" w:w="1080"/>
-          </w:tcPr>
-          <w:p>
-            <w:r>
-              <w:t>1</w:t>
-            </w:r>
-          </w:p>
-        </w:tc>
-        <w:tc>
-          <w:tcPr>
-            <w:tcW w:type="dxa" w:w="1080"/>
-          </w:tcPr>
-          <w:p>
-            <w:r>
-              <w:t>(1/140.0°C/no base/Hf-MOF-808_H2O/oxygen/10.1021/acssuschemeng.1c04903/2021)</w:t>
-            </w:r>
-          </w:p>
-        </w:tc>
-        <w:tc>
-          <w:tcPr>
-            <w:tcW w:type="dxa" w:w="1080"/>
-          </w:tcPr>
-          <w:p>
-            <w:r>
-              <w:t>no data</w:t>
-            </w:r>
-          </w:p>
-        </w:tc>
-        <w:tc>
-          <w:tcPr>
-            <w:tcW w:type="dxa" w:w="1080"/>
-          </w:tcPr>
-          <w:p>
-            <w:r>
-              <w:t>no data</w:t>
-            </w:r>
-          </w:p>
-        </w:tc>
-        <w:tc>
-          <w:tcPr>
-            <w:tcW w:type="dxa" w:w="1080"/>
-          </w:tcPr>
-          <w:p>
-            <w:r>
-              <w:t>(1/140.0°C/no base/Hf-MOF-808_H2O/oxygen/10.1021/acssuschemeng.1c04903/2021)</w:t>
-            </w:r>
-          </w:p>
-        </w:tc>
-        <w:tc>
-          <w:tcPr>
-            <w:tcW w:type="dxa" w:w="1080"/>
-          </w:tcPr>
-          <w:p>
-            <w:r>
-              <w:t>no data</w:t>
-            </w:r>
-          </w:p>
-        </w:tc>
-        <w:tc>
-          <w:tcPr>
-            <w:tcW w:type="dxa" w:w="1080"/>
-          </w:tcPr>
-          <w:p>
-            <w:r>
-              <w:t>[]</w:t>
             </w:r>
           </w:p>
         </w:tc>

--- a/doc_tables/best_cats_aliphatic.docx
+++ b/doc_tables/best_cats_aliphatic.docx
@@ -638,6 +638,88 @@
           </w:tcPr>
           <w:p>
             <w:r>
+              <w:t>Co</w:t>
+            </w:r>
+          </w:p>
+        </w:tc>
+        <w:tc>
+          <w:tcPr>
+            <w:tcW w:type="dxa" w:w="1080"/>
+          </w:tcPr>
+          <w:p>
+            <w:r>
+              <w:t>4</w:t>
+            </w:r>
+          </w:p>
+        </w:tc>
+        <w:tc>
+          <w:tcPr>
+            <w:tcW w:type="dxa" w:w="1080"/>
+          </w:tcPr>
+          <w:p>
+            <w:r>
+              <w:t>(95/140.0°C/tBuOK/Co@NC-800-L1/inert/10.1039/d1sc05913k/2021)</w:t>
+            </w:r>
+          </w:p>
+        </w:tc>
+        <w:tc>
+          <w:tcPr>
+            <w:tcW w:type="dxa" w:w="1080"/>
+          </w:tcPr>
+          <w:p>
+            <w:r>
+              <w:t>(95/140.0°C/tBuOK/Co@NC-800-L1/inert/10.1039/d1sc05913k/2021)</w:t>
+            </w:r>
+          </w:p>
+        </w:tc>
+        <w:tc>
+          <w:tcPr>
+            <w:tcW w:type="dxa" w:w="1080"/>
+          </w:tcPr>
+          <w:p>
+            <w:r>
+              <w:t>(41/110.0°C/no base/Co-PNP-pincer/inert/10.1021/acs.orglett.6b01647/2016)</w:t>
+            </w:r>
+          </w:p>
+        </w:tc>
+        <w:tc>
+          <w:tcPr>
+            <w:tcW w:type="dxa" w:w="1080"/>
+          </w:tcPr>
+          <w:p>
+            <w:r>
+              <w:t>(46/110.0°C/no base/Co-PNP-pincer/inert/10.1021/acs.orglett.6b01647/2016)</w:t>
+            </w:r>
+          </w:p>
+        </w:tc>
+        <w:tc>
+          <w:tcPr>
+            <w:tcW w:type="dxa" w:w="1080"/>
+          </w:tcPr>
+          <w:p>
+            <w:r>
+              <w:t>(41/110.0°C/no base/Co-PNP-pincer/inert/10.1021/acs.orglett.6b01647/2016)</w:t>
+            </w:r>
+          </w:p>
+        </w:tc>
+        <w:tc>
+          <w:tcPr>
+            <w:tcW w:type="dxa" w:w="1080"/>
+          </w:tcPr>
+          <w:p>
+            <w:r>
+              <w:t>['tBuOK', 'no base']</w:t>
+            </w:r>
+          </w:p>
+        </w:tc>
+      </w:tr>
+      <w:tr>
+        <w:tc>
+          <w:tcPr>
+            <w:tcW w:type="dxa" w:w="1080"/>
+          </w:tcPr>
+          <w:p>
+            <w:r>
               <w:t>Mn</w:t>
             </w:r>
           </w:p>
@@ -802,89 +884,7 @@
           </w:tcPr>
           <w:p>
             <w:r>
-              <w:t>Co</w:t>
-            </w:r>
-          </w:p>
-        </w:tc>
-        <w:tc>
-          <w:tcPr>
-            <w:tcW w:type="dxa" w:w="1080"/>
-          </w:tcPr>
-          <w:p>
-            <w:r>
-              <w:t>4</w:t>
-            </w:r>
-          </w:p>
-        </w:tc>
-        <w:tc>
-          <w:tcPr>
-            <w:tcW w:type="dxa" w:w="1080"/>
-          </w:tcPr>
-          <w:p>
-            <w:r>
-              <w:t>(95/140.0°C/tBuOK/Co@NC-800-L1/inert/10.1039/d1sc05913k/2021)</w:t>
-            </w:r>
-          </w:p>
-        </w:tc>
-        <w:tc>
-          <w:tcPr>
-            <w:tcW w:type="dxa" w:w="1080"/>
-          </w:tcPr>
-          <w:p>
-            <w:r>
-              <w:t>(95/140.0°C/tBuOK/Co@NC-800-L1/inert/10.1039/d1sc05913k/2021)</w:t>
-            </w:r>
-          </w:p>
-        </w:tc>
-        <w:tc>
-          <w:tcPr>
-            <w:tcW w:type="dxa" w:w="1080"/>
-          </w:tcPr>
-          <w:p>
-            <w:r>
-              <w:t>(41/110.0°C/no base/Co-PNP-pincer/inert/10.1021/acs.orglett.6b01647/2016)</w:t>
-            </w:r>
-          </w:p>
-        </w:tc>
-        <w:tc>
-          <w:tcPr>
-            <w:tcW w:type="dxa" w:w="1080"/>
-          </w:tcPr>
-          <w:p>
-            <w:r>
-              <w:t>(46/110.0°C/no base/Co-PNP-pincer/inert/10.1021/acs.orglett.6b01647/2016)</w:t>
-            </w:r>
-          </w:p>
-        </w:tc>
-        <w:tc>
-          <w:tcPr>
-            <w:tcW w:type="dxa" w:w="1080"/>
-          </w:tcPr>
-          <w:p>
-            <w:r>
-              <w:t>(41/110.0°C/no base/Co-PNP-pincer/inert/10.1021/acs.orglett.6b01647/2016)</w:t>
-            </w:r>
-          </w:p>
-        </w:tc>
-        <w:tc>
-          <w:tcPr>
-            <w:tcW w:type="dxa" w:w="1080"/>
-          </w:tcPr>
-          <w:p>
-            <w:r>
-              <w:t>['tBuOK', 'no base']</w:t>
-            </w:r>
-          </w:p>
-        </w:tc>
-      </w:tr>
-      <w:tr>
-        <w:tc>
-          <w:tcPr>
-            <w:tcW w:type="dxa" w:w="1080"/>
-          </w:tcPr>
-          <w:p>
-            <w:r>
-              <w:t>Cu</w:t>
+              <w:t>Au</w:t>
             </w:r>
           </w:p>
         </w:tc>
@@ -904,7 +904,7 @@
           </w:tcPr>
           <w:p>
             <w:r>
-              <w:t>(150/160.0°C/no base/Cu/CeO2-P/inert/10.1016/j.jcat.2023.01.020/2023)</w:t>
+              <w:t>(140/180.0°C/no base/Au/CeO2/inert/10.1002/chem.201201837/2012)</w:t>
             </w:r>
           </w:p>
         </w:tc>
@@ -914,7 +914,7 @@
           </w:tcPr>
           <w:p>
             <w:r>
-              <w:t>(150/160.0°C/no base/Cu/CeO2-P/inert/10.1016/j.jcat.2023.01.020/2023)</w:t>
+              <w:t>(140/180.0°C/no base/Au/CeO2/inert/10.1002/chem.201201837/2012)</w:t>
             </w:r>
           </w:p>
         </w:tc>
@@ -924,7 +924,7 @@
           </w:tcPr>
           <w:p>
             <w:r>
-              <w:t>(11/135.0°C/no base/Cu(OH)x/Al2O3/inert/10.1246/cl.2010.1182/2010)</w:t>
+              <w:t>(42/140.0°C/no base/Au/TiO2-VS/inert/10.1002/chem.201001848/2010)</w:t>
             </w:r>
           </w:p>
         </w:tc>
@@ -934,7 +934,7 @@
           </w:tcPr>
           <w:p>
             <w:r>
-              <w:t>(150/160.0°C/no base/Cu/CeO2-P/inert/10.1016/j.jcat.2023.01.020/2023)</w:t>
+              <w:t>(140/180.0°C/no base/Au/CeO2/inert/10.1002/chem.201201837/2012)</w:t>
             </w:r>
           </w:p>
         </w:tc>
@@ -944,7 +944,7 @@
           </w:tcPr>
           <w:p>
             <w:r>
-              <w:t>(11/135.0°C/no base/Cu(OH)x/Al2O3/inert/10.1246/cl.2010.1182/2010)</w:t>
+              <w:t>(42/140.0°C/no base/Au/TiO2-VS/inert/10.1002/chem.201001848/2010)</w:t>
             </w:r>
           </w:p>
         </w:tc>
@@ -954,7 +954,7 @@
           </w:tcPr>
           <w:p>
             <w:r>
-              <w:t>['no base', 'K2CO3']</w:t>
+              <w:t>['no base']</w:t>
             </w:r>
           </w:p>
         </w:tc>
@@ -1048,7 +1048,7 @@
           </w:tcPr>
           <w:p>
             <w:r>
-              <w:t>Au</w:t>
+              <w:t>Cu</w:t>
             </w:r>
           </w:p>
         </w:tc>
@@ -1068,7 +1068,7 @@
           </w:tcPr>
           <w:p>
             <w:r>
-              <w:t>(140/180.0°C/no base/Au/CeO2/inert/10.1002/chem.201201837/2012)</w:t>
+              <w:t>(150/160.0°C/no base/Cu/CeO2-P/inert/10.1016/j.jcat.2023.01.020/2023)</w:t>
             </w:r>
           </w:p>
         </w:tc>
@@ -1078,7 +1078,7 @@
           </w:tcPr>
           <w:p>
             <w:r>
-              <w:t>(140/180.0°C/no base/Au/CeO2/inert/10.1002/chem.201201837/2012)</w:t>
+              <w:t>(150/160.0°C/no base/Cu/CeO2-P/inert/10.1016/j.jcat.2023.01.020/2023)</w:t>
             </w:r>
           </w:p>
         </w:tc>
@@ -1088,7 +1088,7 @@
           </w:tcPr>
           <w:p>
             <w:r>
-              <w:t>(42/140.0°C/no base/Au/TiO2-VS/inert/10.1002/chem.201001848/2010)</w:t>
+              <w:t>(11/135.0°C/no base/Cu(OH)x/Al2O3/inert/10.1246/cl.2010.1182/2010)</w:t>
             </w:r>
           </w:p>
         </w:tc>
@@ -1098,7 +1098,7 @@
           </w:tcPr>
           <w:p>
             <w:r>
-              <w:t>(140/180.0°C/no base/Au/CeO2/inert/10.1002/chem.201201837/2012)</w:t>
+              <w:t>(150/160.0°C/no base/Cu/CeO2-P/inert/10.1016/j.jcat.2023.01.020/2023)</w:t>
             </w:r>
           </w:p>
         </w:tc>
@@ -1108,7 +1108,7 @@
           </w:tcPr>
           <w:p>
             <w:r>
-              <w:t>(42/140.0°C/no base/Au/TiO2-VS/inert/10.1002/chem.201001848/2010)</w:t>
+              <w:t>(11/135.0°C/no base/Cu(OH)x/Al2O3/inert/10.1246/cl.2010.1182/2010)</w:t>
             </w:r>
           </w:p>
         </w:tc>
@@ -1118,7 +1118,7 @@
           </w:tcPr>
           <w:p>
             <w:r>
-              <w:t>['no base']</w:t>
+              <w:t>['no base', 'K2CO3']</w:t>
             </w:r>
           </w:p>
         </w:tc>
@@ -1294,7 +1294,7 @@
           </w:tcPr>
           <w:p>
             <w:r>
-              <w:t>Bi</w:t>
+              <w:t>Ti</w:t>
             </w:r>
           </w:p>
         </w:tc>
@@ -1314,7 +1314,7 @@
           </w:tcPr>
           <w:p>
             <w:r>
-              <w:t>(90/25.0°C/tBuOK/Bi-S3/S-Vs/inert/10.1039/d2ta06142b/2022)</w:t>
+              <w:t>(13/180.0°C/no base/Ti(NTf2)4/oxygen/10.1002/ejoc.202000413/2020)</w:t>
             </w:r>
           </w:p>
         </w:tc>
@@ -1324,7 +1324,7 @@
           </w:tcPr>
           <w:p>
             <w:r>
-              <w:t>(90/25.0°C/tBuOK/Bi-S3/S-Vs/inert/10.1039/d2ta06142b/2022)</w:t>
+              <w:t>(13/180.0°C/no base/Ti(NTf2)4/oxygen/10.1002/ejoc.202000413/2020)</w:t>
             </w:r>
           </w:p>
         </w:tc>
@@ -1334,7 +1334,7 @@
           </w:tcPr>
           <w:p>
             <w:r>
-              <w:t>(90/25.0°C/tBuOK/Bi-S3/S-Vs/inert/10.1039/d2ta06142b/2022)</w:t>
+              <w:t>(12/180.0°C/no base/Ti(NTf2)4/oxygen/10.1002/ejoc.202000413/2020)</w:t>
             </w:r>
           </w:p>
         </w:tc>
@@ -1344,7 +1344,7 @@
           </w:tcPr>
           <w:p>
             <w:r>
-              <w:t>no data</w:t>
+              <w:t>(13/180.0°C/no base/Ti(NTf2)4/oxygen/10.1002/ejoc.202000413/2020)</w:t>
             </w:r>
           </w:p>
         </w:tc>
@@ -1354,7 +1354,7 @@
           </w:tcPr>
           <w:p>
             <w:r>
-              <w:t>no data</w:t>
+              <w:t>(12/180.0°C/no base/Ti(NTf2)4/oxygen/10.1002/ejoc.202000413/2020)</w:t>
             </w:r>
           </w:p>
         </w:tc>
@@ -1364,7 +1364,7 @@
           </w:tcPr>
           <w:p>
             <w:r>
-              <w:t>['tBuOK']</w:t>
+              <w:t>['no base']</w:t>
             </w:r>
           </w:p>
         </w:tc>
@@ -1622,7 +1622,7 @@
           </w:tcPr>
           <w:p>
             <w:r>
-              <w:t>Ti</w:t>
+              <w:t>Bi</w:t>
             </w:r>
           </w:p>
         </w:tc>
@@ -1642,7 +1642,7 @@
           </w:tcPr>
           <w:p>
             <w:r>
-              <w:t>(13/180.0°C/no base/Ti(NTf2)4/oxygen/10.1002/ejoc.202000413/2020)</w:t>
+              <w:t>(90/25.0°C/tBuOK/Bi-S3/S-Vs/inert/10.1039/d2ta06142b/2022)</w:t>
             </w:r>
           </w:p>
         </w:tc>
@@ -1652,7 +1652,7 @@
           </w:tcPr>
           <w:p>
             <w:r>
-              <w:t>(13/180.0°C/no base/Ti(NTf2)4/oxygen/10.1002/ejoc.202000413/2020)</w:t>
+              <w:t>(90/25.0°C/tBuOK/Bi-S3/S-Vs/inert/10.1039/d2ta06142b/2022)</w:t>
             </w:r>
           </w:p>
         </w:tc>
@@ -1662,7 +1662,7 @@
           </w:tcPr>
           <w:p>
             <w:r>
-              <w:t>(12/180.0°C/no base/Ti(NTf2)4/oxygen/10.1002/ejoc.202000413/2020)</w:t>
+              <w:t>(90/25.0°C/tBuOK/Bi-S3/S-Vs/inert/10.1039/d2ta06142b/2022)</w:t>
             </w:r>
           </w:p>
         </w:tc>
@@ -1672,7 +1672,7 @@
           </w:tcPr>
           <w:p>
             <w:r>
-              <w:t>(13/180.0°C/no base/Ti(NTf2)4/oxygen/10.1002/ejoc.202000413/2020)</w:t>
+              <w:t>no data</w:t>
             </w:r>
           </w:p>
         </w:tc>
@@ -1682,7 +1682,7 @@
           </w:tcPr>
           <w:p>
             <w:r>
-              <w:t>(12/180.0°C/no base/Ti(NTf2)4/oxygen/10.1002/ejoc.202000413/2020)</w:t>
+              <w:t>no data</w:t>
             </w:r>
           </w:p>
         </w:tc>
@@ -1692,7 +1692,7 @@
           </w:tcPr>
           <w:p>
             <w:r>
-              <w:t>['no base']</w:t>
+              <w:t>['tBuOK']</w:t>
             </w:r>
           </w:p>
         </w:tc>

--- a/doc_tables/best_cats_aliphatic.docx
+++ b/doc_tables/best_cats_aliphatic.docx
@@ -638,6 +638,88 @@
           </w:tcPr>
           <w:p>
             <w:r>
+              <w:t>Mn</w:t>
+            </w:r>
+          </w:p>
+        </w:tc>
+        <w:tc>
+          <w:tcPr>
+            <w:tcW w:type="dxa" w:w="1080"/>
+          </w:tcPr>
+          <w:p>
+            <w:r>
+              <w:t>4</w:t>
+            </w:r>
+          </w:p>
+        </w:tc>
+        <w:tc>
+          <w:tcPr>
+            <w:tcW w:type="dxa" w:w="1080"/>
+          </w:tcPr>
+          <w:p>
+            <w:r>
+              <w:t>(184/100.0°C/KH/Mn(CO)5Br/inert/10.1021/acs.orglett.9b00832/2019)</w:t>
+            </w:r>
+          </w:p>
+        </w:tc>
+        <w:tc>
+          <w:tcPr>
+            <w:tcW w:type="dxa" w:w="1080"/>
+          </w:tcPr>
+          <w:p>
+            <w:r>
+              <w:t>(184/100.0°C/KH/Mn(CO)5Br/inert/10.1021/acs.orglett.9b00832/2019)</w:t>
+            </w:r>
+          </w:p>
+        </w:tc>
+        <w:tc>
+          <w:tcPr>
+            <w:tcW w:type="dxa" w:w="1080"/>
+          </w:tcPr>
+          <w:p>
+            <w:r>
+              <w:t>(184/100.0°C/KH/Mn(CO)5Br/inert/10.1021/acs.orglett.9b00832/2019)</w:t>
+            </w:r>
+          </w:p>
+        </w:tc>
+        <w:tc>
+          <w:tcPr>
+            <w:tcW w:type="dxa" w:w="1080"/>
+          </w:tcPr>
+          <w:p>
+            <w:r>
+              <w:t>no data</w:t>
+            </w:r>
+          </w:p>
+        </w:tc>
+        <w:tc>
+          <w:tcPr>
+            <w:tcW w:type="dxa" w:w="1080"/>
+          </w:tcPr>
+          <w:p>
+            <w:r>
+              <w:t>no data</w:t>
+            </w:r>
+          </w:p>
+        </w:tc>
+        <w:tc>
+          <w:tcPr>
+            <w:tcW w:type="dxa" w:w="1080"/>
+          </w:tcPr>
+          <w:p>
+            <w:r>
+              <w:t>['KH', 'tBuOK']</w:t>
+            </w:r>
+          </w:p>
+        </w:tc>
+      </w:tr>
+      <w:tr>
+        <w:tc>
+          <w:tcPr>
+            <w:tcW w:type="dxa" w:w="1080"/>
+          </w:tcPr>
+          <w:p>
+            <w:r>
               <w:t>Co</w:t>
             </w:r>
           </w:p>
@@ -720,88 +802,6 @@
           </w:tcPr>
           <w:p>
             <w:r>
-              <w:t>Mn</w:t>
-            </w:r>
-          </w:p>
-        </w:tc>
-        <w:tc>
-          <w:tcPr>
-            <w:tcW w:type="dxa" w:w="1080"/>
-          </w:tcPr>
-          <w:p>
-            <w:r>
-              <w:t>4</w:t>
-            </w:r>
-          </w:p>
-        </w:tc>
-        <w:tc>
-          <w:tcPr>
-            <w:tcW w:type="dxa" w:w="1080"/>
-          </w:tcPr>
-          <w:p>
-            <w:r>
-              <w:t>(184/100.0°C/KH/Mn(CO)5Br/inert/10.1021/acs.orglett.9b00832/2019)</w:t>
-            </w:r>
-          </w:p>
-        </w:tc>
-        <w:tc>
-          <w:tcPr>
-            <w:tcW w:type="dxa" w:w="1080"/>
-          </w:tcPr>
-          <w:p>
-            <w:r>
-              <w:t>(184/100.0°C/KH/Mn(CO)5Br/inert/10.1021/acs.orglett.9b00832/2019)</w:t>
-            </w:r>
-          </w:p>
-        </w:tc>
-        <w:tc>
-          <w:tcPr>
-            <w:tcW w:type="dxa" w:w="1080"/>
-          </w:tcPr>
-          <w:p>
-            <w:r>
-              <w:t>(184/100.0°C/KH/Mn(CO)5Br/inert/10.1021/acs.orglett.9b00832/2019)</w:t>
-            </w:r>
-          </w:p>
-        </w:tc>
-        <w:tc>
-          <w:tcPr>
-            <w:tcW w:type="dxa" w:w="1080"/>
-          </w:tcPr>
-          <w:p>
-            <w:r>
-              <w:t>no data</w:t>
-            </w:r>
-          </w:p>
-        </w:tc>
-        <w:tc>
-          <w:tcPr>
-            <w:tcW w:type="dxa" w:w="1080"/>
-          </w:tcPr>
-          <w:p>
-            <w:r>
-              <w:t>no data</w:t>
-            </w:r>
-          </w:p>
-        </w:tc>
-        <w:tc>
-          <w:tcPr>
-            <w:tcW w:type="dxa" w:w="1080"/>
-          </w:tcPr>
-          <w:p>
-            <w:r>
-              <w:t>['KH', 'tBuOK']</w:t>
-            </w:r>
-          </w:p>
-        </w:tc>
-      </w:tr>
-      <w:tr>
-        <w:tc>
-          <w:tcPr>
-            <w:tcW w:type="dxa" w:w="1080"/>
-          </w:tcPr>
-          <w:p>
-            <w:r>
               <w:t>no metal</w:t>
             </w:r>
           </w:p>
@@ -863,88 +863,6 @@
           <w:p>
             <w:r>
               <w:t>(840/25.0°C/no base/MFBBCFPc/oxygen/10.1039/d2cy00846g/2022)</w:t>
-            </w:r>
-          </w:p>
-        </w:tc>
-        <w:tc>
-          <w:tcPr>
-            <w:tcW w:type="dxa" w:w="1080"/>
-          </w:tcPr>
-          <w:p>
-            <w:r>
-              <w:t>['no base']</w:t>
-            </w:r>
-          </w:p>
-        </w:tc>
-      </w:tr>
-      <w:tr>
-        <w:tc>
-          <w:tcPr>
-            <w:tcW w:type="dxa" w:w="1080"/>
-          </w:tcPr>
-          <w:p>
-            <w:r>
-              <w:t>Au</w:t>
-            </w:r>
-          </w:p>
-        </w:tc>
-        <w:tc>
-          <w:tcPr>
-            <w:tcW w:type="dxa" w:w="1080"/>
-          </w:tcPr>
-          <w:p>
-            <w:r>
-              <w:t>3</w:t>
-            </w:r>
-          </w:p>
-        </w:tc>
-        <w:tc>
-          <w:tcPr>
-            <w:tcW w:type="dxa" w:w="1080"/>
-          </w:tcPr>
-          <w:p>
-            <w:r>
-              <w:t>(140/180.0°C/no base/Au/CeO2/inert/10.1002/chem.201201837/2012)</w:t>
-            </w:r>
-          </w:p>
-        </w:tc>
-        <w:tc>
-          <w:tcPr>
-            <w:tcW w:type="dxa" w:w="1080"/>
-          </w:tcPr>
-          <w:p>
-            <w:r>
-              <w:t>(140/180.0°C/no base/Au/CeO2/inert/10.1002/chem.201201837/2012)</w:t>
-            </w:r>
-          </w:p>
-        </w:tc>
-        <w:tc>
-          <w:tcPr>
-            <w:tcW w:type="dxa" w:w="1080"/>
-          </w:tcPr>
-          <w:p>
-            <w:r>
-              <w:t>(42/140.0°C/no base/Au/TiO2-VS/inert/10.1002/chem.201001848/2010)</w:t>
-            </w:r>
-          </w:p>
-        </w:tc>
-        <w:tc>
-          <w:tcPr>
-            <w:tcW w:type="dxa" w:w="1080"/>
-          </w:tcPr>
-          <w:p>
-            <w:r>
-              <w:t>(140/180.0°C/no base/Au/CeO2/inert/10.1002/chem.201201837/2012)</w:t>
-            </w:r>
-          </w:p>
-        </w:tc>
-        <w:tc>
-          <w:tcPr>
-            <w:tcW w:type="dxa" w:w="1080"/>
-          </w:tcPr>
-          <w:p>
-            <w:r>
-              <w:t>(42/140.0°C/no base/Au/TiO2-VS/inert/10.1002/chem.201001848/2010)</w:t>
             </w:r>
           </w:p>
         </w:tc>
@@ -1048,6 +966,88 @@
           </w:tcPr>
           <w:p>
             <w:r>
+              <w:t>Au</w:t>
+            </w:r>
+          </w:p>
+        </w:tc>
+        <w:tc>
+          <w:tcPr>
+            <w:tcW w:type="dxa" w:w="1080"/>
+          </w:tcPr>
+          <w:p>
+            <w:r>
+              <w:t>3</w:t>
+            </w:r>
+          </w:p>
+        </w:tc>
+        <w:tc>
+          <w:tcPr>
+            <w:tcW w:type="dxa" w:w="1080"/>
+          </w:tcPr>
+          <w:p>
+            <w:r>
+              <w:t>(140/180.0°C/no base/Au/CeO2/inert/10.1002/chem.201201837/2012)</w:t>
+            </w:r>
+          </w:p>
+        </w:tc>
+        <w:tc>
+          <w:tcPr>
+            <w:tcW w:type="dxa" w:w="1080"/>
+          </w:tcPr>
+          <w:p>
+            <w:r>
+              <w:t>(140/180.0°C/no base/Au/CeO2/inert/10.1002/chem.201201837/2012)</w:t>
+            </w:r>
+          </w:p>
+        </w:tc>
+        <w:tc>
+          <w:tcPr>
+            <w:tcW w:type="dxa" w:w="1080"/>
+          </w:tcPr>
+          <w:p>
+            <w:r>
+              <w:t>(42/140.0°C/no base/Au/TiO2-VS/inert/10.1002/chem.201001848/2010)</w:t>
+            </w:r>
+          </w:p>
+        </w:tc>
+        <w:tc>
+          <w:tcPr>
+            <w:tcW w:type="dxa" w:w="1080"/>
+          </w:tcPr>
+          <w:p>
+            <w:r>
+              <w:t>(140/180.0°C/no base/Au/CeO2/inert/10.1002/chem.201201837/2012)</w:t>
+            </w:r>
+          </w:p>
+        </w:tc>
+        <w:tc>
+          <w:tcPr>
+            <w:tcW w:type="dxa" w:w="1080"/>
+          </w:tcPr>
+          <w:p>
+            <w:r>
+              <w:t>(42/140.0°C/no base/Au/TiO2-VS/inert/10.1002/chem.201001848/2010)</w:t>
+            </w:r>
+          </w:p>
+        </w:tc>
+        <w:tc>
+          <w:tcPr>
+            <w:tcW w:type="dxa" w:w="1080"/>
+          </w:tcPr>
+          <w:p>
+            <w:r>
+              <w:t>['no base']</w:t>
+            </w:r>
+          </w:p>
+        </w:tc>
+      </w:tr>
+      <w:tr>
+        <w:tc>
+          <w:tcPr>
+            <w:tcW w:type="dxa" w:w="1080"/>
+          </w:tcPr>
+          <w:p>
+            <w:r>
               <w:t>Cu</w:t>
             </w:r>
           </w:p>
@@ -1119,6 +1119,88 @@
           <w:p>
             <w:r>
               <w:t>['no base', 'K2CO3']</w:t>
+            </w:r>
+          </w:p>
+        </w:tc>
+      </w:tr>
+      <w:tr>
+        <w:tc>
+          <w:tcPr>
+            <w:tcW w:type="dxa" w:w="1080"/>
+          </w:tcPr>
+          <w:p>
+            <w:r>
+              <w:t>Rh</w:t>
+            </w:r>
+          </w:p>
+        </w:tc>
+        <w:tc>
+          <w:tcPr>
+            <w:tcW w:type="dxa" w:w="1080"/>
+          </w:tcPr>
+          <w:p>
+            <w:r>
+              <w:t>2</w:t>
+            </w:r>
+          </w:p>
+        </w:tc>
+        <w:tc>
+          <w:tcPr>
+            <w:tcW w:type="dxa" w:w="1080"/>
+          </w:tcPr>
+          <w:p>
+            <w:r>
+              <w:t>(71/100.0°C/tBuOK/Rh(I)(COD)(NHC)triazoleC6H5/oxygen/10.1021/acs.inorgchem.7b02586/2017)</w:t>
+            </w:r>
+          </w:p>
+        </w:tc>
+        <w:tc>
+          <w:tcPr>
+            <w:tcW w:type="dxa" w:w="1080"/>
+          </w:tcPr>
+          <w:p>
+            <w:r>
+              <w:t>(71/100.0°C/tBuOK/Rh(I)(COD)(NHC)triazoleC6H5/oxygen/10.1021/acs.inorgchem.7b02586/2017)</w:t>
+            </w:r>
+          </w:p>
+        </w:tc>
+        <w:tc>
+          <w:tcPr>
+            <w:tcW w:type="dxa" w:w="1080"/>
+          </w:tcPr>
+          <w:p>
+            <w:r>
+              <w:t>(9/80.0°C/no base/Co2Rh2/C/inert/10.1021/acs.joc.8b01109/2018)</w:t>
+            </w:r>
+          </w:p>
+        </w:tc>
+        <w:tc>
+          <w:tcPr>
+            <w:tcW w:type="dxa" w:w="1080"/>
+          </w:tcPr>
+          <w:p>
+            <w:r>
+              <w:t>(19/120.0°C/no base/Co2Rh2/C/inert/10.1021/acs.joc.8b01109/2018)</w:t>
+            </w:r>
+          </w:p>
+        </w:tc>
+        <w:tc>
+          <w:tcPr>
+            <w:tcW w:type="dxa" w:w="1080"/>
+          </w:tcPr>
+          <w:p>
+            <w:r>
+              <w:t>(9/80.0°C/no base/Co2Rh2/C/inert/10.1021/acs.joc.8b01109/2018)</w:t>
+            </w:r>
+          </w:p>
+        </w:tc>
+        <w:tc>
+          <w:tcPr>
+            <w:tcW w:type="dxa" w:w="1080"/>
+          </w:tcPr>
+          <w:p>
+            <w:r>
+              <w:t>['no base', 'tBuOK']</w:t>
             </w:r>
           </w:p>
         </w:tc>
@@ -1212,7 +1294,7 @@
           </w:tcPr>
           <w:p>
             <w:r>
-              <w:t>Rh</w:t>
+              <w:t>Cu,Ag</w:t>
             </w:r>
           </w:p>
         </w:tc>
@@ -1222,7 +1304,7 @@
           </w:tcPr>
           <w:p>
             <w:r>
-              <w:t>2</w:t>
+              <w:t>1</w:t>
             </w:r>
           </w:p>
         </w:tc>
@@ -1232,7 +1314,7 @@
           </w:tcPr>
           <w:p>
             <w:r>
-              <w:t>(71/100.0°C/tBuOK/Rh(I)(COD)(NHC)triazoleC6H5/oxygen/10.1021/acs.inorgchem.7b02586/2017)</w:t>
+              <w:t>(96/145.0°C/no base/Cu0.95Ag0.05/Al2O3/inert/10.1039/c1ra00560j/2011)</w:t>
             </w:r>
           </w:p>
         </w:tc>
@@ -1242,7 +1324,7 @@
           </w:tcPr>
           <w:p>
             <w:r>
-              <w:t>(71/100.0°C/tBuOK/Rh(I)(COD)(NHC)triazoleC6H5/oxygen/10.1021/acs.inorgchem.7b02586/2017)</w:t>
+              <w:t>(96/145.0°C/no base/Cu0.95Ag0.05/Al2O3/inert/10.1039/c1ra00560j/2011)</w:t>
             </w:r>
           </w:p>
         </w:tc>
@@ -1252,7 +1334,7 @@
           </w:tcPr>
           <w:p>
             <w:r>
-              <w:t>(9/80.0°C/no base/Co2Rh2/C/inert/10.1021/acs.joc.8b01109/2018)</w:t>
+              <w:t>(96/145.0°C/no base/Cu0.95Ag0.05/Al2O3/inert/10.1039/c1ra00560j/2011)</w:t>
             </w:r>
           </w:p>
         </w:tc>
@@ -1262,7 +1344,7 @@
           </w:tcPr>
           <w:p>
             <w:r>
-              <w:t>(19/120.0°C/no base/Co2Rh2/C/inert/10.1021/acs.joc.8b01109/2018)</w:t>
+              <w:t>(96/145.0°C/no base/Cu0.95Ag0.05/Al2O3/inert/10.1039/c1ra00560j/2011)</w:t>
             </w:r>
           </w:p>
         </w:tc>
@@ -1272,7 +1354,7 @@
           </w:tcPr>
           <w:p>
             <w:r>
-              <w:t>(9/80.0°C/no base/Co2Rh2/C/inert/10.1021/acs.joc.8b01109/2018)</w:t>
+              <w:t>(96/145.0°C/no base/Cu0.95Ag0.05/Al2O3/inert/10.1039/c1ra00560j/2011)</w:t>
             </w:r>
           </w:p>
         </w:tc>
@@ -1282,7 +1364,7 @@
           </w:tcPr>
           <w:p>
             <w:r>
-              <w:t>['no base', 'tBuOK']</w:t>
+              <w:t>['no base']</w:t>
             </w:r>
           </w:p>
         </w:tc>
@@ -1355,88 +1437,6 @@
           <w:p>
             <w:r>
               <w:t>(12/180.0°C/no base/Ti(NTf2)4/oxygen/10.1002/ejoc.202000413/2020)</w:t>
-            </w:r>
-          </w:p>
-        </w:tc>
-        <w:tc>
-          <w:tcPr>
-            <w:tcW w:type="dxa" w:w="1080"/>
-          </w:tcPr>
-          <w:p>
-            <w:r>
-              <w:t>['no base']</w:t>
-            </w:r>
-          </w:p>
-        </w:tc>
-      </w:tr>
-      <w:tr>
-        <w:tc>
-          <w:tcPr>
-            <w:tcW w:type="dxa" w:w="1080"/>
-          </w:tcPr>
-          <w:p>
-            <w:r>
-              <w:t>Cu,Ag</w:t>
-            </w:r>
-          </w:p>
-        </w:tc>
-        <w:tc>
-          <w:tcPr>
-            <w:tcW w:type="dxa" w:w="1080"/>
-          </w:tcPr>
-          <w:p>
-            <w:r>
-              <w:t>1</w:t>
-            </w:r>
-          </w:p>
-        </w:tc>
-        <w:tc>
-          <w:tcPr>
-            <w:tcW w:type="dxa" w:w="1080"/>
-          </w:tcPr>
-          <w:p>
-            <w:r>
-              <w:t>(96/145.0°C/no base/Cu0.95Ag0.05/Al2O3/inert/10.1039/c1ra00560j/2011)</w:t>
-            </w:r>
-          </w:p>
-        </w:tc>
-        <w:tc>
-          <w:tcPr>
-            <w:tcW w:type="dxa" w:w="1080"/>
-          </w:tcPr>
-          <w:p>
-            <w:r>
-              <w:t>(96/145.0°C/no base/Cu0.95Ag0.05/Al2O3/inert/10.1039/c1ra00560j/2011)</w:t>
-            </w:r>
-          </w:p>
-        </w:tc>
-        <w:tc>
-          <w:tcPr>
-            <w:tcW w:type="dxa" w:w="1080"/>
-          </w:tcPr>
-          <w:p>
-            <w:r>
-              <w:t>(96/145.0°C/no base/Cu0.95Ag0.05/Al2O3/inert/10.1039/c1ra00560j/2011)</w:t>
-            </w:r>
-          </w:p>
-        </w:tc>
-        <w:tc>
-          <w:tcPr>
-            <w:tcW w:type="dxa" w:w="1080"/>
-          </w:tcPr>
-          <w:p>
-            <w:r>
-              <w:t>(96/145.0°C/no base/Cu0.95Ag0.05/Al2O3/inert/10.1039/c1ra00560j/2011)</w:t>
-            </w:r>
-          </w:p>
-        </w:tc>
-        <w:tc>
-          <w:tcPr>
-            <w:tcW w:type="dxa" w:w="1080"/>
-          </w:tcPr>
-          <w:p>
-            <w:r>
-              <w:t>(96/145.0°C/no base/Cu0.95Ag0.05/Al2O3/inert/10.1039/c1ra00560j/2011)</w:t>
             </w:r>
           </w:p>
         </w:tc>

--- a/doc_tables/best_cats_aliphatic.docx
+++ b/doc_tables/best_cats_aliphatic.docx
@@ -638,6 +638,88 @@
           </w:tcPr>
           <w:p>
             <w:r>
+              <w:t>Co</w:t>
+            </w:r>
+          </w:p>
+        </w:tc>
+        <w:tc>
+          <w:tcPr>
+            <w:tcW w:type="dxa" w:w="1080"/>
+          </w:tcPr>
+          <w:p>
+            <w:r>
+              <w:t>4</w:t>
+            </w:r>
+          </w:p>
+        </w:tc>
+        <w:tc>
+          <w:tcPr>
+            <w:tcW w:type="dxa" w:w="1080"/>
+          </w:tcPr>
+          <w:p>
+            <w:r>
+              <w:t>(95/140.0°C/tBuOK/Co@NC-800-L1/inert/10.1039/d1sc05913k/2021)</w:t>
+            </w:r>
+          </w:p>
+        </w:tc>
+        <w:tc>
+          <w:tcPr>
+            <w:tcW w:type="dxa" w:w="1080"/>
+          </w:tcPr>
+          <w:p>
+            <w:r>
+              <w:t>(95/140.0°C/tBuOK/Co@NC-800-L1/inert/10.1039/d1sc05913k/2021)</w:t>
+            </w:r>
+          </w:p>
+        </w:tc>
+        <w:tc>
+          <w:tcPr>
+            <w:tcW w:type="dxa" w:w="1080"/>
+          </w:tcPr>
+          <w:p>
+            <w:r>
+              <w:t>(41/110.0°C/no base/Co-PNP-pincer/inert/10.1021/acs.orglett.6b01647/2016)</w:t>
+            </w:r>
+          </w:p>
+        </w:tc>
+        <w:tc>
+          <w:tcPr>
+            <w:tcW w:type="dxa" w:w="1080"/>
+          </w:tcPr>
+          <w:p>
+            <w:r>
+              <w:t>(46/110.0°C/no base/Co-PNP-pincer/inert/10.1021/acs.orglett.6b01647/2016)</w:t>
+            </w:r>
+          </w:p>
+        </w:tc>
+        <w:tc>
+          <w:tcPr>
+            <w:tcW w:type="dxa" w:w="1080"/>
+          </w:tcPr>
+          <w:p>
+            <w:r>
+              <w:t>(41/110.0°C/no base/Co-PNP-pincer/inert/10.1021/acs.orglett.6b01647/2016)</w:t>
+            </w:r>
+          </w:p>
+        </w:tc>
+        <w:tc>
+          <w:tcPr>
+            <w:tcW w:type="dxa" w:w="1080"/>
+          </w:tcPr>
+          <w:p>
+            <w:r>
+              <w:t>['tBuOK', 'no base']</w:t>
+            </w:r>
+          </w:p>
+        </w:tc>
+      </w:tr>
+      <w:tr>
+        <w:tc>
+          <w:tcPr>
+            <w:tcW w:type="dxa" w:w="1080"/>
+          </w:tcPr>
+          <w:p>
+            <w:r>
               <w:t>Mn</w:t>
             </w:r>
           </w:p>
@@ -720,88 +802,6 @@
           </w:tcPr>
           <w:p>
             <w:r>
-              <w:t>Co</w:t>
-            </w:r>
-          </w:p>
-        </w:tc>
-        <w:tc>
-          <w:tcPr>
-            <w:tcW w:type="dxa" w:w="1080"/>
-          </w:tcPr>
-          <w:p>
-            <w:r>
-              <w:t>4</w:t>
-            </w:r>
-          </w:p>
-        </w:tc>
-        <w:tc>
-          <w:tcPr>
-            <w:tcW w:type="dxa" w:w="1080"/>
-          </w:tcPr>
-          <w:p>
-            <w:r>
-              <w:t>(95/140.0°C/tBuOK/Co@NC-800-L1/inert/10.1039/d1sc05913k/2021)</w:t>
-            </w:r>
-          </w:p>
-        </w:tc>
-        <w:tc>
-          <w:tcPr>
-            <w:tcW w:type="dxa" w:w="1080"/>
-          </w:tcPr>
-          <w:p>
-            <w:r>
-              <w:t>(95/140.0°C/tBuOK/Co@NC-800-L1/inert/10.1039/d1sc05913k/2021)</w:t>
-            </w:r>
-          </w:p>
-        </w:tc>
-        <w:tc>
-          <w:tcPr>
-            <w:tcW w:type="dxa" w:w="1080"/>
-          </w:tcPr>
-          <w:p>
-            <w:r>
-              <w:t>(41/110.0°C/no base/Co-PNP-pincer/inert/10.1021/acs.orglett.6b01647/2016)</w:t>
-            </w:r>
-          </w:p>
-        </w:tc>
-        <w:tc>
-          <w:tcPr>
-            <w:tcW w:type="dxa" w:w="1080"/>
-          </w:tcPr>
-          <w:p>
-            <w:r>
-              <w:t>(46/110.0°C/no base/Co-PNP-pincer/inert/10.1021/acs.orglett.6b01647/2016)</w:t>
-            </w:r>
-          </w:p>
-        </w:tc>
-        <w:tc>
-          <w:tcPr>
-            <w:tcW w:type="dxa" w:w="1080"/>
-          </w:tcPr>
-          <w:p>
-            <w:r>
-              <w:t>(41/110.0°C/no base/Co-PNP-pincer/inert/10.1021/acs.orglett.6b01647/2016)</w:t>
-            </w:r>
-          </w:p>
-        </w:tc>
-        <w:tc>
-          <w:tcPr>
-            <w:tcW w:type="dxa" w:w="1080"/>
-          </w:tcPr>
-          <w:p>
-            <w:r>
-              <w:t>['tBuOK', 'no base']</w:t>
-            </w:r>
-          </w:p>
-        </w:tc>
-      </w:tr>
-      <w:tr>
-        <w:tc>
-          <w:tcPr>
-            <w:tcW w:type="dxa" w:w="1080"/>
-          </w:tcPr>
-          <w:p>
-            <w:r>
               <w:t>no metal</w:t>
             </w:r>
           </w:p>
@@ -873,88 +873,6 @@
           <w:p>
             <w:r>
               <w:t>['no base']</w:t>
-            </w:r>
-          </w:p>
-        </w:tc>
-      </w:tr>
-      <w:tr>
-        <w:tc>
-          <w:tcPr>
-            <w:tcW w:type="dxa" w:w="1080"/>
-          </w:tcPr>
-          <w:p>
-            <w:r>
-              <w:t>Ag</w:t>
-            </w:r>
-          </w:p>
-        </w:tc>
-        <w:tc>
-          <w:tcPr>
-            <w:tcW w:type="dxa" w:w="1080"/>
-          </w:tcPr>
-          <w:p>
-            <w:r>
-              <w:t>3</w:t>
-            </w:r>
-          </w:p>
-        </w:tc>
-        <w:tc>
-          <w:tcPr>
-            <w:tcW w:type="dxa" w:w="1080"/>
-          </w:tcPr>
-          <w:p>
-            <w:r>
-              <w:t>(95/100.0°C/KOH/Fe3O4@SiO2-Ag (SMNP-Ag)/oxygen/10.1002/aoc.3720/2017)</w:t>
-            </w:r>
-          </w:p>
-        </w:tc>
-        <w:tc>
-          <w:tcPr>
-            <w:tcW w:type="dxa" w:w="1080"/>
-          </w:tcPr>
-          <w:p>
-            <w:r>
-              <w:t>(95/100.0°C/KOH/Fe3O4@SiO2-Ag (SMNP-Ag)/oxygen/10.1002/aoc.3720/2017)</w:t>
-            </w:r>
-          </w:p>
-        </w:tc>
-        <w:tc>
-          <w:tcPr>
-            <w:tcW w:type="dxa" w:w="1080"/>
-          </w:tcPr>
-          <w:p>
-            <w:r>
-              <w:t>(94/100.0°C/KOH/Fe3O4@SiO2-Ag (SMNP-Ag)/oxygen/10.1002/aoc.3720/2017)</w:t>
-            </w:r>
-          </w:p>
-        </w:tc>
-        <w:tc>
-          <w:tcPr>
-            <w:tcW w:type="dxa" w:w="1080"/>
-          </w:tcPr>
-          <w:p>
-            <w:r>
-              <w:t>no data</w:t>
-            </w:r>
-          </w:p>
-        </w:tc>
-        <w:tc>
-          <w:tcPr>
-            <w:tcW w:type="dxa" w:w="1080"/>
-          </w:tcPr>
-          <w:p>
-            <w:r>
-              <w:t>no data</w:t>
-            </w:r>
-          </w:p>
-        </w:tc>
-        <w:tc>
-          <w:tcPr>
-            <w:tcW w:type="dxa" w:w="1080"/>
-          </w:tcPr>
-          <w:p>
-            <w:r>
-              <w:t>['KOH', 'NaOH']</w:t>
             </w:r>
           </w:p>
         </w:tc>
@@ -1130,7 +1048,7 @@
           </w:tcPr>
           <w:p>
             <w:r>
-              <w:t>Rh</w:t>
+              <w:t>Ag</w:t>
             </w:r>
           </w:p>
         </w:tc>
@@ -1140,7 +1058,7 @@
           </w:tcPr>
           <w:p>
             <w:r>
-              <w:t>2</w:t>
+              <w:t>3</w:t>
             </w:r>
           </w:p>
         </w:tc>
@@ -1150,7 +1068,7 @@
           </w:tcPr>
           <w:p>
             <w:r>
-              <w:t>(71/100.0°C/tBuOK/Rh(I)(COD)(NHC)triazoleC6H5/oxygen/10.1021/acs.inorgchem.7b02586/2017)</w:t>
+              <w:t>(95/100.0°C/KOH/Fe3O4@SiO2-Ag (SMNP-Ag)/oxygen/10.1002/aoc.3720/2017)</w:t>
             </w:r>
           </w:p>
         </w:tc>
@@ -1160,7 +1078,7 @@
           </w:tcPr>
           <w:p>
             <w:r>
-              <w:t>(71/100.0°C/tBuOK/Rh(I)(COD)(NHC)triazoleC6H5/oxygen/10.1021/acs.inorgchem.7b02586/2017)</w:t>
+              <w:t>(95/100.0°C/KOH/Fe3O4@SiO2-Ag (SMNP-Ag)/oxygen/10.1002/aoc.3720/2017)</w:t>
             </w:r>
           </w:p>
         </w:tc>
@@ -1170,7 +1088,7 @@
           </w:tcPr>
           <w:p>
             <w:r>
-              <w:t>(9/80.0°C/no base/Co2Rh2/C/inert/10.1021/acs.joc.8b01109/2018)</w:t>
+              <w:t>(94/100.0°C/KOH/Fe3O4@SiO2-Ag (SMNP-Ag)/oxygen/10.1002/aoc.3720/2017)</w:t>
             </w:r>
           </w:p>
         </w:tc>
@@ -1180,7 +1098,7 @@
           </w:tcPr>
           <w:p>
             <w:r>
-              <w:t>(19/120.0°C/no base/Co2Rh2/C/inert/10.1021/acs.joc.8b01109/2018)</w:t>
+              <w:t>no data</w:t>
             </w:r>
           </w:p>
         </w:tc>
@@ -1190,7 +1108,7 @@
           </w:tcPr>
           <w:p>
             <w:r>
-              <w:t>(9/80.0°C/no base/Co2Rh2/C/inert/10.1021/acs.joc.8b01109/2018)</w:t>
+              <w:t>no data</w:t>
             </w:r>
           </w:p>
         </w:tc>
@@ -1200,7 +1118,7 @@
           </w:tcPr>
           <w:p>
             <w:r>
-              <w:t>['no base', 'tBuOK']</w:t>
+              <w:t>['KOH', 'NaOH']</w:t>
             </w:r>
           </w:p>
         </w:tc>
@@ -1283,6 +1201,88 @@
           <w:p>
             <w:r>
               <w:t>['no base']</w:t>
+            </w:r>
+          </w:p>
+        </w:tc>
+      </w:tr>
+      <w:tr>
+        <w:tc>
+          <w:tcPr>
+            <w:tcW w:type="dxa" w:w="1080"/>
+          </w:tcPr>
+          <w:p>
+            <w:r>
+              <w:t>Rh</w:t>
+            </w:r>
+          </w:p>
+        </w:tc>
+        <w:tc>
+          <w:tcPr>
+            <w:tcW w:type="dxa" w:w="1080"/>
+          </w:tcPr>
+          <w:p>
+            <w:r>
+              <w:t>2</w:t>
+            </w:r>
+          </w:p>
+        </w:tc>
+        <w:tc>
+          <w:tcPr>
+            <w:tcW w:type="dxa" w:w="1080"/>
+          </w:tcPr>
+          <w:p>
+            <w:r>
+              <w:t>(71/100.0°C/tBuOK/Rh(I)(COD)(NHC)triazoleC6H5/oxygen/10.1021/acs.inorgchem.7b02586/2017)</w:t>
+            </w:r>
+          </w:p>
+        </w:tc>
+        <w:tc>
+          <w:tcPr>
+            <w:tcW w:type="dxa" w:w="1080"/>
+          </w:tcPr>
+          <w:p>
+            <w:r>
+              <w:t>(71/100.0°C/tBuOK/Rh(I)(COD)(NHC)triazoleC6H5/oxygen/10.1021/acs.inorgchem.7b02586/2017)</w:t>
+            </w:r>
+          </w:p>
+        </w:tc>
+        <w:tc>
+          <w:tcPr>
+            <w:tcW w:type="dxa" w:w="1080"/>
+          </w:tcPr>
+          <w:p>
+            <w:r>
+              <w:t>(9/80.0°C/no base/Co2Rh2/C/inert/10.1021/acs.joc.8b01109/2018)</w:t>
+            </w:r>
+          </w:p>
+        </w:tc>
+        <w:tc>
+          <w:tcPr>
+            <w:tcW w:type="dxa" w:w="1080"/>
+          </w:tcPr>
+          <w:p>
+            <w:r>
+              <w:t>(19/120.0°C/no base/Co2Rh2/C/inert/10.1021/acs.joc.8b01109/2018)</w:t>
+            </w:r>
+          </w:p>
+        </w:tc>
+        <w:tc>
+          <w:tcPr>
+            <w:tcW w:type="dxa" w:w="1080"/>
+          </w:tcPr>
+          <w:p>
+            <w:r>
+              <w:t>(9/80.0°C/no base/Co2Rh2/C/inert/10.1021/acs.joc.8b01109/2018)</w:t>
+            </w:r>
+          </w:p>
+        </w:tc>
+        <w:tc>
+          <w:tcPr>
+            <w:tcW w:type="dxa" w:w="1080"/>
+          </w:tcPr>
+          <w:p>
+            <w:r>
+              <w:t>['no base', 'tBuOK']</w:t>
             </w:r>
           </w:p>
         </w:tc>
@@ -1458,6 +1458,88 @@
           </w:tcPr>
           <w:p>
             <w:r>
+              <w:t>Bi</w:t>
+            </w:r>
+          </w:p>
+        </w:tc>
+        <w:tc>
+          <w:tcPr>
+            <w:tcW w:type="dxa" w:w="1080"/>
+          </w:tcPr>
+          <w:p>
+            <w:r>
+              <w:t>1</w:t>
+            </w:r>
+          </w:p>
+        </w:tc>
+        <w:tc>
+          <w:tcPr>
+            <w:tcW w:type="dxa" w:w="1080"/>
+          </w:tcPr>
+          <w:p>
+            <w:r>
+              <w:t>(90/25.0°C/tBuOK/Bi-S3/S-Vs/inert/10.1039/d2ta06142b/2022)</w:t>
+            </w:r>
+          </w:p>
+        </w:tc>
+        <w:tc>
+          <w:tcPr>
+            <w:tcW w:type="dxa" w:w="1080"/>
+          </w:tcPr>
+          <w:p>
+            <w:r>
+              <w:t>(90/25.0°C/tBuOK/Bi-S3/S-Vs/inert/10.1039/d2ta06142b/2022)</w:t>
+            </w:r>
+          </w:p>
+        </w:tc>
+        <w:tc>
+          <w:tcPr>
+            <w:tcW w:type="dxa" w:w="1080"/>
+          </w:tcPr>
+          <w:p>
+            <w:r>
+              <w:t>(90/25.0°C/tBuOK/Bi-S3/S-Vs/inert/10.1039/d2ta06142b/2022)</w:t>
+            </w:r>
+          </w:p>
+        </w:tc>
+        <w:tc>
+          <w:tcPr>
+            <w:tcW w:type="dxa" w:w="1080"/>
+          </w:tcPr>
+          <w:p>
+            <w:r>
+              <w:t>no data</w:t>
+            </w:r>
+          </w:p>
+        </w:tc>
+        <w:tc>
+          <w:tcPr>
+            <w:tcW w:type="dxa" w:w="1080"/>
+          </w:tcPr>
+          <w:p>
+            <w:r>
+              <w:t>no data</w:t>
+            </w:r>
+          </w:p>
+        </w:tc>
+        <w:tc>
+          <w:tcPr>
+            <w:tcW w:type="dxa" w:w="1080"/>
+          </w:tcPr>
+          <w:p>
+            <w:r>
+              <w:t>['tBuOK']</w:t>
+            </w:r>
+          </w:p>
+        </w:tc>
+      </w:tr>
+      <w:tr>
+        <w:tc>
+          <w:tcPr>
+            <w:tcW w:type="dxa" w:w="1080"/>
+          </w:tcPr>
+          <w:p>
+            <w:r>
               <w:t>Hf</w:t>
             </w:r>
           </w:p>
@@ -1611,88 +1693,6 @@
           <w:p>
             <w:r>
               <w:t>[]</w:t>
-            </w:r>
-          </w:p>
-        </w:tc>
-      </w:tr>
-      <w:tr>
-        <w:tc>
-          <w:tcPr>
-            <w:tcW w:type="dxa" w:w="1080"/>
-          </w:tcPr>
-          <w:p>
-            <w:r>
-              <w:t>Bi</w:t>
-            </w:r>
-          </w:p>
-        </w:tc>
-        <w:tc>
-          <w:tcPr>
-            <w:tcW w:type="dxa" w:w="1080"/>
-          </w:tcPr>
-          <w:p>
-            <w:r>
-              <w:t>1</w:t>
-            </w:r>
-          </w:p>
-        </w:tc>
-        <w:tc>
-          <w:tcPr>
-            <w:tcW w:type="dxa" w:w="1080"/>
-          </w:tcPr>
-          <w:p>
-            <w:r>
-              <w:t>(90/25.0°C/tBuOK/Bi-S3/S-Vs/inert/10.1039/d2ta06142b/2022)</w:t>
-            </w:r>
-          </w:p>
-        </w:tc>
-        <w:tc>
-          <w:tcPr>
-            <w:tcW w:type="dxa" w:w="1080"/>
-          </w:tcPr>
-          <w:p>
-            <w:r>
-              <w:t>(90/25.0°C/tBuOK/Bi-S3/S-Vs/inert/10.1039/d2ta06142b/2022)</w:t>
-            </w:r>
-          </w:p>
-        </w:tc>
-        <w:tc>
-          <w:tcPr>
-            <w:tcW w:type="dxa" w:w="1080"/>
-          </w:tcPr>
-          <w:p>
-            <w:r>
-              <w:t>(90/25.0°C/tBuOK/Bi-S3/S-Vs/inert/10.1039/d2ta06142b/2022)</w:t>
-            </w:r>
-          </w:p>
-        </w:tc>
-        <w:tc>
-          <w:tcPr>
-            <w:tcW w:type="dxa" w:w="1080"/>
-          </w:tcPr>
-          <w:p>
-            <w:r>
-              <w:t>no data</w:t>
-            </w:r>
-          </w:p>
-        </w:tc>
-        <w:tc>
-          <w:tcPr>
-            <w:tcW w:type="dxa" w:w="1080"/>
-          </w:tcPr>
-          <w:p>
-            <w:r>
-              <w:t>no data</w:t>
-            </w:r>
-          </w:p>
-        </w:tc>
-        <w:tc>
-          <w:tcPr>
-            <w:tcW w:type="dxa" w:w="1080"/>
-          </w:tcPr>
-          <w:p>
-            <w:r>
-              <w:t>['tBuOK']</w:t>
             </w:r>
           </w:p>
         </w:tc>

--- a/doc_tables/best_cats_aliphatic.docx
+++ b/doc_tables/best_cats_aliphatic.docx
@@ -884,7 +884,7 @@
           </w:tcPr>
           <w:p>
             <w:r>
-              <w:t>Au</w:t>
+              <w:t>Ag</w:t>
             </w:r>
           </w:p>
         </w:tc>
@@ -904,7 +904,7 @@
           </w:tcPr>
           <w:p>
             <w:r>
-              <w:t>(140/180.0°C/no base/Au/CeO2/inert/10.1002/chem.201201837/2012)</w:t>
+              <w:t>(95/100.0°C/KOH/Fe3O4@SiO2-Ag (SMNP-Ag)/oxygen/10.1002/aoc.3720/2017)</w:t>
             </w:r>
           </w:p>
         </w:tc>
@@ -914,7 +914,7 @@
           </w:tcPr>
           <w:p>
             <w:r>
-              <w:t>(140/180.0°C/no base/Au/CeO2/inert/10.1002/chem.201201837/2012)</w:t>
+              <w:t>(95/100.0°C/KOH/Fe3O4@SiO2-Ag (SMNP-Ag)/oxygen/10.1002/aoc.3720/2017)</w:t>
             </w:r>
           </w:p>
         </w:tc>
@@ -924,7 +924,7 @@
           </w:tcPr>
           <w:p>
             <w:r>
-              <w:t>(42/140.0°C/no base/Au/TiO2-VS/inert/10.1002/chem.201001848/2010)</w:t>
+              <w:t>(94/100.0°C/KOH/Fe3O4@SiO2-Ag (SMNP-Ag)/oxygen/10.1002/aoc.3720/2017)</w:t>
             </w:r>
           </w:p>
         </w:tc>
@@ -934,7 +934,7 @@
           </w:tcPr>
           <w:p>
             <w:r>
-              <w:t>(140/180.0°C/no base/Au/CeO2/inert/10.1002/chem.201201837/2012)</w:t>
+              <w:t>no data</w:t>
             </w:r>
           </w:p>
         </w:tc>
@@ -944,7 +944,7 @@
           </w:tcPr>
           <w:p>
             <w:r>
-              <w:t>(42/140.0°C/no base/Au/TiO2-VS/inert/10.1002/chem.201001848/2010)</w:t>
+              <w:t>no data</w:t>
             </w:r>
           </w:p>
         </w:tc>
@@ -954,7 +954,7 @@
           </w:tcPr>
           <w:p>
             <w:r>
-              <w:t>['no base']</w:t>
+              <w:t>['KOH', 'NaOH']</w:t>
             </w:r>
           </w:p>
         </w:tc>
@@ -1048,7 +1048,7 @@
           </w:tcPr>
           <w:p>
             <w:r>
-              <w:t>Ag</w:t>
+              <w:t>Au</w:t>
             </w:r>
           </w:p>
         </w:tc>
@@ -1068,7 +1068,7 @@
           </w:tcPr>
           <w:p>
             <w:r>
-              <w:t>(95/100.0°C/KOH/Fe3O4@SiO2-Ag (SMNP-Ag)/oxygen/10.1002/aoc.3720/2017)</w:t>
+              <w:t>(140/180.0°C/no base/Au/CeO2/inert/10.1002/chem.201201837/2012)</w:t>
             </w:r>
           </w:p>
         </w:tc>
@@ -1078,7 +1078,7 @@
           </w:tcPr>
           <w:p>
             <w:r>
-              <w:t>(95/100.0°C/KOH/Fe3O4@SiO2-Ag (SMNP-Ag)/oxygen/10.1002/aoc.3720/2017)</w:t>
+              <w:t>(140/180.0°C/no base/Au/CeO2/inert/10.1002/chem.201201837/2012)</w:t>
             </w:r>
           </w:p>
         </w:tc>
@@ -1088,7 +1088,7 @@
           </w:tcPr>
           <w:p>
             <w:r>
-              <w:t>(94/100.0°C/KOH/Fe3O4@SiO2-Ag (SMNP-Ag)/oxygen/10.1002/aoc.3720/2017)</w:t>
+              <w:t>(42/140.0°C/no base/Au/TiO2-VS/inert/10.1002/chem.201001848/2010)</w:t>
             </w:r>
           </w:p>
         </w:tc>
@@ -1098,7 +1098,7 @@
           </w:tcPr>
           <w:p>
             <w:r>
-              <w:t>no data</w:t>
+              <w:t>(140/180.0°C/no base/Au/CeO2/inert/10.1002/chem.201201837/2012)</w:t>
             </w:r>
           </w:p>
         </w:tc>
@@ -1108,89 +1108,7 @@
           </w:tcPr>
           <w:p>
             <w:r>
-              <w:t>no data</w:t>
-            </w:r>
-          </w:p>
-        </w:tc>
-        <w:tc>
-          <w:tcPr>
-            <w:tcW w:type="dxa" w:w="1080"/>
-          </w:tcPr>
-          <w:p>
-            <w:r>
-              <w:t>['KOH', 'NaOH']</w:t>
-            </w:r>
-          </w:p>
-        </w:tc>
-      </w:tr>
-      <w:tr>
-        <w:tc>
-          <w:tcPr>
-            <w:tcW w:type="dxa" w:w="1080"/>
-          </w:tcPr>
-          <w:p>
-            <w:r>
-              <w:t>Os</w:t>
-            </w:r>
-          </w:p>
-        </w:tc>
-        <w:tc>
-          <w:tcPr>
-            <w:tcW w:type="dxa" w:w="1080"/>
-          </w:tcPr>
-          <w:p>
-            <w:r>
-              <w:t>2</w:t>
-            </w:r>
-          </w:p>
-        </w:tc>
-        <w:tc>
-          <w:tcPr>
-            <w:tcW w:type="dxa" w:w="1080"/>
-          </w:tcPr>
-          <w:p>
-            <w:r>
-              <w:t>(920/200.0°C/no base/OsPincer/inert/10.1039/c1dt10342c/2011)</w:t>
-            </w:r>
-          </w:p>
-        </w:tc>
-        <w:tc>
-          <w:tcPr>
-            <w:tcW w:type="dxa" w:w="1080"/>
-          </w:tcPr>
-          <w:p>
-            <w:r>
-              <w:t>(920/200.0°C/no base/OsPincer/inert/10.1039/c1dt10342c/2011)</w:t>
-            </w:r>
-          </w:p>
-        </w:tc>
-        <w:tc>
-          <w:tcPr>
-            <w:tcW w:type="dxa" w:w="1080"/>
-          </w:tcPr>
-          <w:p>
-            <w:r>
-              <w:t>(810/200.0°C/no base/OsPincer/inert/10.1039/c1dt10342c/2011)</w:t>
-            </w:r>
-          </w:p>
-        </w:tc>
-        <w:tc>
-          <w:tcPr>
-            <w:tcW w:type="dxa" w:w="1080"/>
-          </w:tcPr>
-          <w:p>
-            <w:r>
-              <w:t>(920/200.0°C/no base/OsPincer/inert/10.1039/c1dt10342c/2011)</w:t>
-            </w:r>
-          </w:p>
-        </w:tc>
-        <w:tc>
-          <w:tcPr>
-            <w:tcW w:type="dxa" w:w="1080"/>
-          </w:tcPr>
-          <w:p>
-            <w:r>
-              <w:t>(810/200.0°C/no base/OsPincer/inert/10.1039/c1dt10342c/2011)</w:t>
+              <w:t>(42/140.0°C/no base/Au/TiO2-VS/inert/10.1002/chem.201001848/2010)</w:t>
             </w:r>
           </w:p>
         </w:tc>
@@ -1294,7 +1212,89 @@
           </w:tcPr>
           <w:p>
             <w:r>
-              <w:t>Cu,Ag</w:t>
+              <w:t>Os</w:t>
+            </w:r>
+          </w:p>
+        </w:tc>
+        <w:tc>
+          <w:tcPr>
+            <w:tcW w:type="dxa" w:w="1080"/>
+          </w:tcPr>
+          <w:p>
+            <w:r>
+              <w:t>2</w:t>
+            </w:r>
+          </w:p>
+        </w:tc>
+        <w:tc>
+          <w:tcPr>
+            <w:tcW w:type="dxa" w:w="1080"/>
+          </w:tcPr>
+          <w:p>
+            <w:r>
+              <w:t>(920/200.0°C/no base/OsPincer/inert/10.1039/c1dt10342c/2011)</w:t>
+            </w:r>
+          </w:p>
+        </w:tc>
+        <w:tc>
+          <w:tcPr>
+            <w:tcW w:type="dxa" w:w="1080"/>
+          </w:tcPr>
+          <w:p>
+            <w:r>
+              <w:t>(920/200.0°C/no base/OsPincer/inert/10.1039/c1dt10342c/2011)</w:t>
+            </w:r>
+          </w:p>
+        </w:tc>
+        <w:tc>
+          <w:tcPr>
+            <w:tcW w:type="dxa" w:w="1080"/>
+          </w:tcPr>
+          <w:p>
+            <w:r>
+              <w:t>(810/200.0°C/no base/OsPincer/inert/10.1039/c1dt10342c/2011)</w:t>
+            </w:r>
+          </w:p>
+        </w:tc>
+        <w:tc>
+          <w:tcPr>
+            <w:tcW w:type="dxa" w:w="1080"/>
+          </w:tcPr>
+          <w:p>
+            <w:r>
+              <w:t>(920/200.0°C/no base/OsPincer/inert/10.1039/c1dt10342c/2011)</w:t>
+            </w:r>
+          </w:p>
+        </w:tc>
+        <w:tc>
+          <w:tcPr>
+            <w:tcW w:type="dxa" w:w="1080"/>
+          </w:tcPr>
+          <w:p>
+            <w:r>
+              <w:t>(810/200.0°C/no base/OsPincer/inert/10.1039/c1dt10342c/2011)</w:t>
+            </w:r>
+          </w:p>
+        </w:tc>
+        <w:tc>
+          <w:tcPr>
+            <w:tcW w:type="dxa" w:w="1080"/>
+          </w:tcPr>
+          <w:p>
+            <w:r>
+              <w:t>['no base']</w:t>
+            </w:r>
+          </w:p>
+        </w:tc>
+      </w:tr>
+      <w:tr>
+        <w:tc>
+          <w:tcPr>
+            <w:tcW w:type="dxa" w:w="1080"/>
+          </w:tcPr>
+          <w:p>
+            <w:r>
+              <w:t>Hf</w:t>
             </w:r>
           </w:p>
         </w:tc>
@@ -1314,7 +1314,7 @@
           </w:tcPr>
           <w:p>
             <w:r>
-              <w:t>(96/145.0°C/no base/Cu0.95Ag0.05/Al2O3/inert/10.1039/c1ra00560j/2011)</w:t>
+              <w:t>(1/140.0°C/no base/Hf-MOF-808_H2O/oxygen/10.1021/acssuschemeng.1c04903/2021)</w:t>
             </w:r>
           </w:p>
         </w:tc>
@@ -1324,7 +1324,7 @@
           </w:tcPr>
           <w:p>
             <w:r>
-              <w:t>(96/145.0°C/no base/Cu0.95Ag0.05/Al2O3/inert/10.1039/c1ra00560j/2011)</w:t>
+              <w:t>no data</w:t>
             </w:r>
           </w:p>
         </w:tc>
@@ -1334,7 +1334,7 @@
           </w:tcPr>
           <w:p>
             <w:r>
-              <w:t>(96/145.0°C/no base/Cu0.95Ag0.05/Al2O3/inert/10.1039/c1ra00560j/2011)</w:t>
+              <w:t>no data</w:t>
             </w:r>
           </w:p>
         </w:tc>
@@ -1344,7 +1344,7 @@
           </w:tcPr>
           <w:p>
             <w:r>
-              <w:t>(96/145.0°C/no base/Cu0.95Ag0.05/Al2O3/inert/10.1039/c1ra00560j/2011)</w:t>
+              <w:t>(1/140.0°C/no base/Hf-MOF-808_H2O/oxygen/10.1021/acssuschemeng.1c04903/2021)</w:t>
             </w:r>
           </w:p>
         </w:tc>
@@ -1354,7 +1354,7 @@
           </w:tcPr>
           <w:p>
             <w:r>
-              <w:t>(96/145.0°C/no base/Cu0.95Ag0.05/Al2O3/inert/10.1039/c1ra00560j/2011)</w:t>
+              <w:t>no data</w:t>
             </w:r>
           </w:p>
         </w:tc>
@@ -1364,7 +1364,89 @@
           </w:tcPr>
           <w:p>
             <w:r>
-              <w:t>['no base']</w:t>
+              <w:t>[]</w:t>
+            </w:r>
+          </w:p>
+        </w:tc>
+      </w:tr>
+      <w:tr>
+        <w:tc>
+          <w:tcPr>
+            <w:tcW w:type="dxa" w:w="1080"/>
+          </w:tcPr>
+          <w:p>
+            <w:r>
+              <w:t>Zn</w:t>
+            </w:r>
+          </w:p>
+        </w:tc>
+        <w:tc>
+          <w:tcPr>
+            <w:tcW w:type="dxa" w:w="1080"/>
+          </w:tcPr>
+          <w:p>
+            <w:r>
+              <w:t>1</w:t>
+            </w:r>
+          </w:p>
+        </w:tc>
+        <w:tc>
+          <w:tcPr>
+            <w:tcW w:type="dxa" w:w="1080"/>
+          </w:tcPr>
+          <w:p>
+            <w:r>
+              <w:t>(21/120.0°C/KOH/CNS@Zn1-AA/inert/10.3390/nano13030445/2023)</w:t>
+            </w:r>
+          </w:p>
+        </w:tc>
+        <w:tc>
+          <w:tcPr>
+            <w:tcW w:type="dxa" w:w="1080"/>
+          </w:tcPr>
+          <w:p>
+            <w:r>
+              <w:t>no data</w:t>
+            </w:r>
+          </w:p>
+        </w:tc>
+        <w:tc>
+          <w:tcPr>
+            <w:tcW w:type="dxa" w:w="1080"/>
+          </w:tcPr>
+          <w:p>
+            <w:r>
+              <w:t>no data</w:t>
+            </w:r>
+          </w:p>
+        </w:tc>
+        <w:tc>
+          <w:tcPr>
+            <w:tcW w:type="dxa" w:w="1080"/>
+          </w:tcPr>
+          <w:p>
+            <w:r>
+              <w:t>no data</w:t>
+            </w:r>
+          </w:p>
+        </w:tc>
+        <w:tc>
+          <w:tcPr>
+            <w:tcW w:type="dxa" w:w="1080"/>
+          </w:tcPr>
+          <w:p>
+            <w:r>
+              <w:t>no data</w:t>
+            </w:r>
+          </w:p>
+        </w:tc>
+        <w:tc>
+          <w:tcPr>
+            <w:tcW w:type="dxa" w:w="1080"/>
+          </w:tcPr>
+          <w:p>
+            <w:r>
+              <w:t>[]</w:t>
             </w:r>
           </w:p>
         </w:tc>
@@ -1540,7 +1622,7 @@
           </w:tcPr>
           <w:p>
             <w:r>
-              <w:t>Hf</w:t>
+              <w:t>Cu,Ag</w:t>
             </w:r>
           </w:p>
         </w:tc>
@@ -1560,7 +1642,7 @@
           </w:tcPr>
           <w:p>
             <w:r>
-              <w:t>(1/140.0°C/no base/Hf-MOF-808_H2O/oxygen/10.1021/acssuschemeng.1c04903/2021)</w:t>
+              <w:t>(96/145.0°C/no base/Cu0.95Ag0.05/Al2O3/inert/10.1039/c1ra00560j/2011)</w:t>
             </w:r>
           </w:p>
         </w:tc>
@@ -1570,7 +1652,7 @@
           </w:tcPr>
           <w:p>
             <w:r>
-              <w:t>no data</w:t>
+              <w:t>(96/145.0°C/no base/Cu0.95Ag0.05/Al2O3/inert/10.1039/c1ra00560j/2011)</w:t>
             </w:r>
           </w:p>
         </w:tc>
@@ -1580,7 +1662,7 @@
           </w:tcPr>
           <w:p>
             <w:r>
-              <w:t>no data</w:t>
+              <w:t>(96/145.0°C/no base/Cu0.95Ag0.05/Al2O3/inert/10.1039/c1ra00560j/2011)</w:t>
             </w:r>
           </w:p>
         </w:tc>
@@ -1590,7 +1672,7 @@
           </w:tcPr>
           <w:p>
             <w:r>
-              <w:t>(1/140.0°C/no base/Hf-MOF-808_H2O/oxygen/10.1021/acssuschemeng.1c04903/2021)</w:t>
+              <w:t>(96/145.0°C/no base/Cu0.95Ag0.05/Al2O3/inert/10.1039/c1ra00560j/2011)</w:t>
             </w:r>
           </w:p>
         </w:tc>
@@ -1600,7 +1682,7 @@
           </w:tcPr>
           <w:p>
             <w:r>
-              <w:t>no data</w:t>
+              <w:t>(96/145.0°C/no base/Cu0.95Ag0.05/Al2O3/inert/10.1039/c1ra00560j/2011)</w:t>
             </w:r>
           </w:p>
         </w:tc>
@@ -1610,89 +1692,7 @@
           </w:tcPr>
           <w:p>
             <w:r>
-              <w:t>[]</w:t>
-            </w:r>
-          </w:p>
-        </w:tc>
-      </w:tr>
-      <w:tr>
-        <w:tc>
-          <w:tcPr>
-            <w:tcW w:type="dxa" w:w="1080"/>
-          </w:tcPr>
-          <w:p>
-            <w:r>
-              <w:t>Zn</w:t>
-            </w:r>
-          </w:p>
-        </w:tc>
-        <w:tc>
-          <w:tcPr>
-            <w:tcW w:type="dxa" w:w="1080"/>
-          </w:tcPr>
-          <w:p>
-            <w:r>
-              <w:t>1</w:t>
-            </w:r>
-          </w:p>
-        </w:tc>
-        <w:tc>
-          <w:tcPr>
-            <w:tcW w:type="dxa" w:w="1080"/>
-          </w:tcPr>
-          <w:p>
-            <w:r>
-              <w:t>(21/120.0°C/KOH/CNS@Zn1-AA/inert/10.3390/nano13030445/2023)</w:t>
-            </w:r>
-          </w:p>
-        </w:tc>
-        <w:tc>
-          <w:tcPr>
-            <w:tcW w:type="dxa" w:w="1080"/>
-          </w:tcPr>
-          <w:p>
-            <w:r>
-              <w:t>no data</w:t>
-            </w:r>
-          </w:p>
-        </w:tc>
-        <w:tc>
-          <w:tcPr>
-            <w:tcW w:type="dxa" w:w="1080"/>
-          </w:tcPr>
-          <w:p>
-            <w:r>
-              <w:t>no data</w:t>
-            </w:r>
-          </w:p>
-        </w:tc>
-        <w:tc>
-          <w:tcPr>
-            <w:tcW w:type="dxa" w:w="1080"/>
-          </w:tcPr>
-          <w:p>
-            <w:r>
-              <w:t>no data</w:t>
-            </w:r>
-          </w:p>
-        </w:tc>
-        <w:tc>
-          <w:tcPr>
-            <w:tcW w:type="dxa" w:w="1080"/>
-          </w:tcPr>
-          <w:p>
-            <w:r>
-              <w:t>no data</w:t>
-            </w:r>
-          </w:p>
-        </w:tc>
-        <w:tc>
-          <w:tcPr>
-            <w:tcW w:type="dxa" w:w="1080"/>
-          </w:tcPr>
-          <w:p>
-            <w:r>
-              <w:t>[]</w:t>
+              <w:t>['no base']</w:t>
             </w:r>
           </w:p>
         </w:tc>

--- a/doc_tables/best_cats_aliphatic.docx
+++ b/doc_tables/best_cats_aliphatic.docx
@@ -638,88 +638,6 @@
           </w:tcPr>
           <w:p>
             <w:r>
-              <w:t>Co</w:t>
-            </w:r>
-          </w:p>
-        </w:tc>
-        <w:tc>
-          <w:tcPr>
-            <w:tcW w:type="dxa" w:w="1080"/>
-          </w:tcPr>
-          <w:p>
-            <w:r>
-              <w:t>4</w:t>
-            </w:r>
-          </w:p>
-        </w:tc>
-        <w:tc>
-          <w:tcPr>
-            <w:tcW w:type="dxa" w:w="1080"/>
-          </w:tcPr>
-          <w:p>
-            <w:r>
-              <w:t>(95/140.0°C/tBuOK/Co@NC-800-L1/inert/10.1039/d1sc05913k/2021)</w:t>
-            </w:r>
-          </w:p>
-        </w:tc>
-        <w:tc>
-          <w:tcPr>
-            <w:tcW w:type="dxa" w:w="1080"/>
-          </w:tcPr>
-          <w:p>
-            <w:r>
-              <w:t>(95/140.0°C/tBuOK/Co@NC-800-L1/inert/10.1039/d1sc05913k/2021)</w:t>
-            </w:r>
-          </w:p>
-        </w:tc>
-        <w:tc>
-          <w:tcPr>
-            <w:tcW w:type="dxa" w:w="1080"/>
-          </w:tcPr>
-          <w:p>
-            <w:r>
-              <w:t>(41/110.0°C/no base/Co-PNP-pincer/inert/10.1021/acs.orglett.6b01647/2016)</w:t>
-            </w:r>
-          </w:p>
-        </w:tc>
-        <w:tc>
-          <w:tcPr>
-            <w:tcW w:type="dxa" w:w="1080"/>
-          </w:tcPr>
-          <w:p>
-            <w:r>
-              <w:t>(46/110.0°C/no base/Co-PNP-pincer/inert/10.1021/acs.orglett.6b01647/2016)</w:t>
-            </w:r>
-          </w:p>
-        </w:tc>
-        <w:tc>
-          <w:tcPr>
-            <w:tcW w:type="dxa" w:w="1080"/>
-          </w:tcPr>
-          <w:p>
-            <w:r>
-              <w:t>(41/110.0°C/no base/Co-PNP-pincer/inert/10.1021/acs.orglett.6b01647/2016)</w:t>
-            </w:r>
-          </w:p>
-        </w:tc>
-        <w:tc>
-          <w:tcPr>
-            <w:tcW w:type="dxa" w:w="1080"/>
-          </w:tcPr>
-          <w:p>
-            <w:r>
-              <w:t>['tBuOK', 'no base']</w:t>
-            </w:r>
-          </w:p>
-        </w:tc>
-      </w:tr>
-      <w:tr>
-        <w:tc>
-          <w:tcPr>
-            <w:tcW w:type="dxa" w:w="1080"/>
-          </w:tcPr>
-          <w:p>
-            <w:r>
               <w:t>Mn</w:t>
             </w:r>
           </w:p>
@@ -884,6 +802,88 @@
           </w:tcPr>
           <w:p>
             <w:r>
+              <w:t>Co</w:t>
+            </w:r>
+          </w:p>
+        </w:tc>
+        <w:tc>
+          <w:tcPr>
+            <w:tcW w:type="dxa" w:w="1080"/>
+          </w:tcPr>
+          <w:p>
+            <w:r>
+              <w:t>4</w:t>
+            </w:r>
+          </w:p>
+        </w:tc>
+        <w:tc>
+          <w:tcPr>
+            <w:tcW w:type="dxa" w:w="1080"/>
+          </w:tcPr>
+          <w:p>
+            <w:r>
+              <w:t>(95/140.0°C/tBuOK/Co@NC-800-L1/inert/10.1039/d1sc05913k/2021)</w:t>
+            </w:r>
+          </w:p>
+        </w:tc>
+        <w:tc>
+          <w:tcPr>
+            <w:tcW w:type="dxa" w:w="1080"/>
+          </w:tcPr>
+          <w:p>
+            <w:r>
+              <w:t>(95/140.0°C/tBuOK/Co@NC-800-L1/inert/10.1039/d1sc05913k/2021)</w:t>
+            </w:r>
+          </w:p>
+        </w:tc>
+        <w:tc>
+          <w:tcPr>
+            <w:tcW w:type="dxa" w:w="1080"/>
+          </w:tcPr>
+          <w:p>
+            <w:r>
+              <w:t>(41/110.0°C/no base/Co-PNP-pincer/inert/10.1021/acs.orglett.6b01647/2016)</w:t>
+            </w:r>
+          </w:p>
+        </w:tc>
+        <w:tc>
+          <w:tcPr>
+            <w:tcW w:type="dxa" w:w="1080"/>
+          </w:tcPr>
+          <w:p>
+            <w:r>
+              <w:t>(46/110.0°C/no base/Co-PNP-pincer/inert/10.1021/acs.orglett.6b01647/2016)</w:t>
+            </w:r>
+          </w:p>
+        </w:tc>
+        <w:tc>
+          <w:tcPr>
+            <w:tcW w:type="dxa" w:w="1080"/>
+          </w:tcPr>
+          <w:p>
+            <w:r>
+              <w:t>(41/110.0°C/no base/Co-PNP-pincer/inert/10.1021/acs.orglett.6b01647/2016)</w:t>
+            </w:r>
+          </w:p>
+        </w:tc>
+        <w:tc>
+          <w:tcPr>
+            <w:tcW w:type="dxa" w:w="1080"/>
+          </w:tcPr>
+          <w:p>
+            <w:r>
+              <w:t>['tBuOK', 'no base']</w:t>
+            </w:r>
+          </w:p>
+        </w:tc>
+      </w:tr>
+      <w:tr>
+        <w:tc>
+          <w:tcPr>
+            <w:tcW w:type="dxa" w:w="1080"/>
+          </w:tcPr>
+          <w:p>
+            <w:r>
               <w:t>Ag</w:t>
             </w:r>
           </w:p>
@@ -955,6 +955,88 @@
           <w:p>
             <w:r>
               <w:t>['KOH', 'NaOH']</w:t>
+            </w:r>
+          </w:p>
+        </w:tc>
+      </w:tr>
+      <w:tr>
+        <w:tc>
+          <w:tcPr>
+            <w:tcW w:type="dxa" w:w="1080"/>
+          </w:tcPr>
+          <w:p>
+            <w:r>
+              <w:t>Au</w:t>
+            </w:r>
+          </w:p>
+        </w:tc>
+        <w:tc>
+          <w:tcPr>
+            <w:tcW w:type="dxa" w:w="1080"/>
+          </w:tcPr>
+          <w:p>
+            <w:r>
+              <w:t>3</w:t>
+            </w:r>
+          </w:p>
+        </w:tc>
+        <w:tc>
+          <w:tcPr>
+            <w:tcW w:type="dxa" w:w="1080"/>
+          </w:tcPr>
+          <w:p>
+            <w:r>
+              <w:t>(140/180.0°C/no base/Au/CeO2/inert/10.1002/chem.201201837/2012)</w:t>
+            </w:r>
+          </w:p>
+        </w:tc>
+        <w:tc>
+          <w:tcPr>
+            <w:tcW w:type="dxa" w:w="1080"/>
+          </w:tcPr>
+          <w:p>
+            <w:r>
+              <w:t>(140/180.0°C/no base/Au/CeO2/inert/10.1002/chem.201201837/2012)</w:t>
+            </w:r>
+          </w:p>
+        </w:tc>
+        <w:tc>
+          <w:tcPr>
+            <w:tcW w:type="dxa" w:w="1080"/>
+          </w:tcPr>
+          <w:p>
+            <w:r>
+              <w:t>(42/140.0°C/no base/Au/TiO2-VS/inert/10.1002/chem.201001848/2010)</w:t>
+            </w:r>
+          </w:p>
+        </w:tc>
+        <w:tc>
+          <w:tcPr>
+            <w:tcW w:type="dxa" w:w="1080"/>
+          </w:tcPr>
+          <w:p>
+            <w:r>
+              <w:t>(140/180.0°C/no base/Au/CeO2/inert/10.1002/chem.201201837/2012)</w:t>
+            </w:r>
+          </w:p>
+        </w:tc>
+        <w:tc>
+          <w:tcPr>
+            <w:tcW w:type="dxa" w:w="1080"/>
+          </w:tcPr>
+          <w:p>
+            <w:r>
+              <w:t>(42/140.0°C/no base/Au/TiO2-VS/inert/10.1002/chem.201001848/2010)</w:t>
+            </w:r>
+          </w:p>
+        </w:tc>
+        <w:tc>
+          <w:tcPr>
+            <w:tcW w:type="dxa" w:w="1080"/>
+          </w:tcPr>
+          <w:p>
+            <w:r>
+              <w:t>['no base']</w:t>
             </w:r>
           </w:p>
         </w:tc>
@@ -1048,7 +1130,7 @@
           </w:tcPr>
           <w:p>
             <w:r>
-              <w:t>Au</w:t>
+              <w:t>Os</w:t>
             </w:r>
           </w:p>
         </w:tc>
@@ -1058,7 +1140,7 @@
           </w:tcPr>
           <w:p>
             <w:r>
-              <w:t>3</w:t>
+              <w:t>2</w:t>
             </w:r>
           </w:p>
         </w:tc>
@@ -1068,7 +1150,7 @@
           </w:tcPr>
           <w:p>
             <w:r>
-              <w:t>(140/180.0°C/no base/Au/CeO2/inert/10.1002/chem.201201837/2012)</w:t>
+              <w:t>(920/200.0°C/no base/OsPincer/inert/10.1039/c1dt10342c/2011)</w:t>
             </w:r>
           </w:p>
         </w:tc>
@@ -1078,7 +1160,7 @@
           </w:tcPr>
           <w:p>
             <w:r>
-              <w:t>(140/180.0°C/no base/Au/CeO2/inert/10.1002/chem.201201837/2012)</w:t>
+              <w:t>(920/200.0°C/no base/OsPincer/inert/10.1039/c1dt10342c/2011)</w:t>
             </w:r>
           </w:p>
         </w:tc>
@@ -1088,7 +1170,7 @@
           </w:tcPr>
           <w:p>
             <w:r>
-              <w:t>(42/140.0°C/no base/Au/TiO2-VS/inert/10.1002/chem.201001848/2010)</w:t>
+              <w:t>(810/200.0°C/no base/OsPincer/inert/10.1039/c1dt10342c/2011)</w:t>
             </w:r>
           </w:p>
         </w:tc>
@@ -1098,7 +1180,7 @@
           </w:tcPr>
           <w:p>
             <w:r>
-              <w:t>(140/180.0°C/no base/Au/CeO2/inert/10.1002/chem.201201837/2012)</w:t>
+              <w:t>(920/200.0°C/no base/OsPincer/inert/10.1039/c1dt10342c/2011)</w:t>
             </w:r>
           </w:p>
         </w:tc>
@@ -1108,7 +1190,7 @@
           </w:tcPr>
           <w:p>
             <w:r>
-              <w:t>(42/140.0°C/no base/Au/TiO2-VS/inert/10.1002/chem.201001848/2010)</w:t>
+              <w:t>(810/200.0°C/no base/OsPincer/inert/10.1039/c1dt10342c/2011)</w:t>
             </w:r>
           </w:p>
         </w:tc>
@@ -1212,7 +1294,7 @@
           </w:tcPr>
           <w:p>
             <w:r>
-              <w:t>Os</w:t>
+              <w:t>Bi</w:t>
             </w:r>
           </w:p>
         </w:tc>
@@ -1222,7 +1304,7 @@
           </w:tcPr>
           <w:p>
             <w:r>
-              <w:t>2</w:t>
+              <w:t>1</w:t>
             </w:r>
           </w:p>
         </w:tc>
@@ -1232,7 +1314,7 @@
           </w:tcPr>
           <w:p>
             <w:r>
-              <w:t>(920/200.0°C/no base/OsPincer/inert/10.1039/c1dt10342c/2011)</w:t>
+              <w:t>(90/25.0°C/tBuOK/Bi-S3/S-Vs/inert/10.1039/d2ta06142b/2022)</w:t>
             </w:r>
           </w:p>
         </w:tc>
@@ -1242,7 +1324,7 @@
           </w:tcPr>
           <w:p>
             <w:r>
-              <w:t>(920/200.0°C/no base/OsPincer/inert/10.1039/c1dt10342c/2011)</w:t>
+              <w:t>(90/25.0°C/tBuOK/Bi-S3/S-Vs/inert/10.1039/d2ta06142b/2022)</w:t>
             </w:r>
           </w:p>
         </w:tc>
@@ -1252,7 +1334,7 @@
           </w:tcPr>
           <w:p>
             <w:r>
-              <w:t>(810/200.0°C/no base/OsPincer/inert/10.1039/c1dt10342c/2011)</w:t>
+              <w:t>(90/25.0°C/tBuOK/Bi-S3/S-Vs/inert/10.1039/d2ta06142b/2022)</w:t>
             </w:r>
           </w:p>
         </w:tc>
@@ -1262,7 +1344,7 @@
           </w:tcPr>
           <w:p>
             <w:r>
-              <w:t>(920/200.0°C/no base/OsPincer/inert/10.1039/c1dt10342c/2011)</w:t>
+              <w:t>no data</w:t>
             </w:r>
           </w:p>
         </w:tc>
@@ -1272,7 +1354,7 @@
           </w:tcPr>
           <w:p>
             <w:r>
-              <w:t>(810/200.0°C/no base/OsPincer/inert/10.1039/c1dt10342c/2011)</w:t>
+              <w:t>no data</w:t>
             </w:r>
           </w:p>
         </w:tc>
@@ -1282,7 +1364,7 @@
           </w:tcPr>
           <w:p>
             <w:r>
-              <w:t>['no base']</w:t>
+              <w:t>['tBuOK']</w:t>
             </w:r>
           </w:p>
         </w:tc>
@@ -1365,6 +1447,88 @@
           <w:p>
             <w:r>
               <w:t>[]</w:t>
+            </w:r>
+          </w:p>
+        </w:tc>
+      </w:tr>
+      <w:tr>
+        <w:tc>
+          <w:tcPr>
+            <w:tcW w:type="dxa" w:w="1080"/>
+          </w:tcPr>
+          <w:p>
+            <w:r>
+              <w:t>Cu,Ag</w:t>
+            </w:r>
+          </w:p>
+        </w:tc>
+        <w:tc>
+          <w:tcPr>
+            <w:tcW w:type="dxa" w:w="1080"/>
+          </w:tcPr>
+          <w:p>
+            <w:r>
+              <w:t>1</w:t>
+            </w:r>
+          </w:p>
+        </w:tc>
+        <w:tc>
+          <w:tcPr>
+            <w:tcW w:type="dxa" w:w="1080"/>
+          </w:tcPr>
+          <w:p>
+            <w:r>
+              <w:t>(96/145.0°C/no base/Cu0.95Ag0.05/Al2O3/inert/10.1039/c1ra00560j/2011)</w:t>
+            </w:r>
+          </w:p>
+        </w:tc>
+        <w:tc>
+          <w:tcPr>
+            <w:tcW w:type="dxa" w:w="1080"/>
+          </w:tcPr>
+          <w:p>
+            <w:r>
+              <w:t>(96/145.0°C/no base/Cu0.95Ag0.05/Al2O3/inert/10.1039/c1ra00560j/2011)</w:t>
+            </w:r>
+          </w:p>
+        </w:tc>
+        <w:tc>
+          <w:tcPr>
+            <w:tcW w:type="dxa" w:w="1080"/>
+          </w:tcPr>
+          <w:p>
+            <w:r>
+              <w:t>(96/145.0°C/no base/Cu0.95Ag0.05/Al2O3/inert/10.1039/c1ra00560j/2011)</w:t>
+            </w:r>
+          </w:p>
+        </w:tc>
+        <w:tc>
+          <w:tcPr>
+            <w:tcW w:type="dxa" w:w="1080"/>
+          </w:tcPr>
+          <w:p>
+            <w:r>
+              <w:t>(96/145.0°C/no base/Cu0.95Ag0.05/Al2O3/inert/10.1039/c1ra00560j/2011)</w:t>
+            </w:r>
+          </w:p>
+        </w:tc>
+        <w:tc>
+          <w:tcPr>
+            <w:tcW w:type="dxa" w:w="1080"/>
+          </w:tcPr>
+          <w:p>
+            <w:r>
+              <w:t>(96/145.0°C/no base/Cu0.95Ag0.05/Al2O3/inert/10.1039/c1ra00560j/2011)</w:t>
+            </w:r>
+          </w:p>
+        </w:tc>
+        <w:tc>
+          <w:tcPr>
+            <w:tcW w:type="dxa" w:w="1080"/>
+          </w:tcPr>
+          <w:p>
+            <w:r>
+              <w:t>['no base']</w:t>
             </w:r>
           </w:p>
         </w:tc>
@@ -1519,170 +1683,6 @@
           <w:p>
             <w:r>
               <w:t>(12/180.0°C/no base/Ti(NTf2)4/oxygen/10.1002/ejoc.202000413/2020)</w:t>
-            </w:r>
-          </w:p>
-        </w:tc>
-        <w:tc>
-          <w:tcPr>
-            <w:tcW w:type="dxa" w:w="1080"/>
-          </w:tcPr>
-          <w:p>
-            <w:r>
-              <w:t>['no base']</w:t>
-            </w:r>
-          </w:p>
-        </w:tc>
-      </w:tr>
-      <w:tr>
-        <w:tc>
-          <w:tcPr>
-            <w:tcW w:type="dxa" w:w="1080"/>
-          </w:tcPr>
-          <w:p>
-            <w:r>
-              <w:t>Bi</w:t>
-            </w:r>
-          </w:p>
-        </w:tc>
-        <w:tc>
-          <w:tcPr>
-            <w:tcW w:type="dxa" w:w="1080"/>
-          </w:tcPr>
-          <w:p>
-            <w:r>
-              <w:t>1</w:t>
-            </w:r>
-          </w:p>
-        </w:tc>
-        <w:tc>
-          <w:tcPr>
-            <w:tcW w:type="dxa" w:w="1080"/>
-          </w:tcPr>
-          <w:p>
-            <w:r>
-              <w:t>(90/25.0°C/tBuOK/Bi-S3/S-Vs/inert/10.1039/d2ta06142b/2022)</w:t>
-            </w:r>
-          </w:p>
-        </w:tc>
-        <w:tc>
-          <w:tcPr>
-            <w:tcW w:type="dxa" w:w="1080"/>
-          </w:tcPr>
-          <w:p>
-            <w:r>
-              <w:t>(90/25.0°C/tBuOK/Bi-S3/S-Vs/inert/10.1039/d2ta06142b/2022)</w:t>
-            </w:r>
-          </w:p>
-        </w:tc>
-        <w:tc>
-          <w:tcPr>
-            <w:tcW w:type="dxa" w:w="1080"/>
-          </w:tcPr>
-          <w:p>
-            <w:r>
-              <w:t>(90/25.0°C/tBuOK/Bi-S3/S-Vs/inert/10.1039/d2ta06142b/2022)</w:t>
-            </w:r>
-          </w:p>
-        </w:tc>
-        <w:tc>
-          <w:tcPr>
-            <w:tcW w:type="dxa" w:w="1080"/>
-          </w:tcPr>
-          <w:p>
-            <w:r>
-              <w:t>no data</w:t>
-            </w:r>
-          </w:p>
-        </w:tc>
-        <w:tc>
-          <w:tcPr>
-            <w:tcW w:type="dxa" w:w="1080"/>
-          </w:tcPr>
-          <w:p>
-            <w:r>
-              <w:t>no data</w:t>
-            </w:r>
-          </w:p>
-        </w:tc>
-        <w:tc>
-          <w:tcPr>
-            <w:tcW w:type="dxa" w:w="1080"/>
-          </w:tcPr>
-          <w:p>
-            <w:r>
-              <w:t>['tBuOK']</w:t>
-            </w:r>
-          </w:p>
-        </w:tc>
-      </w:tr>
-      <w:tr>
-        <w:tc>
-          <w:tcPr>
-            <w:tcW w:type="dxa" w:w="1080"/>
-          </w:tcPr>
-          <w:p>
-            <w:r>
-              <w:t>Cu,Ag</w:t>
-            </w:r>
-          </w:p>
-        </w:tc>
-        <w:tc>
-          <w:tcPr>
-            <w:tcW w:type="dxa" w:w="1080"/>
-          </w:tcPr>
-          <w:p>
-            <w:r>
-              <w:t>1</w:t>
-            </w:r>
-          </w:p>
-        </w:tc>
-        <w:tc>
-          <w:tcPr>
-            <w:tcW w:type="dxa" w:w="1080"/>
-          </w:tcPr>
-          <w:p>
-            <w:r>
-              <w:t>(96/145.0°C/no base/Cu0.95Ag0.05/Al2O3/inert/10.1039/c1ra00560j/2011)</w:t>
-            </w:r>
-          </w:p>
-        </w:tc>
-        <w:tc>
-          <w:tcPr>
-            <w:tcW w:type="dxa" w:w="1080"/>
-          </w:tcPr>
-          <w:p>
-            <w:r>
-              <w:t>(96/145.0°C/no base/Cu0.95Ag0.05/Al2O3/inert/10.1039/c1ra00560j/2011)</w:t>
-            </w:r>
-          </w:p>
-        </w:tc>
-        <w:tc>
-          <w:tcPr>
-            <w:tcW w:type="dxa" w:w="1080"/>
-          </w:tcPr>
-          <w:p>
-            <w:r>
-              <w:t>(96/145.0°C/no base/Cu0.95Ag0.05/Al2O3/inert/10.1039/c1ra00560j/2011)</w:t>
-            </w:r>
-          </w:p>
-        </w:tc>
-        <w:tc>
-          <w:tcPr>
-            <w:tcW w:type="dxa" w:w="1080"/>
-          </w:tcPr>
-          <w:p>
-            <w:r>
-              <w:t>(96/145.0°C/no base/Cu0.95Ag0.05/Al2O3/inert/10.1039/c1ra00560j/2011)</w:t>
-            </w:r>
-          </w:p>
-        </w:tc>
-        <w:tc>
-          <w:tcPr>
-            <w:tcW w:type="dxa" w:w="1080"/>
-          </w:tcPr>
-          <w:p>
-            <w:r>
-              <w:t>(96/145.0°C/no base/Cu0.95Ag0.05/Al2O3/inert/10.1039/c1ra00560j/2011)</w:t>
             </w:r>
           </w:p>
         </w:tc>
